--- a/exercises/Bài tập tổng hợp 71-73 - Mở rộng từ vựng/Đề 2.docx
+++ b/exercises/Bài tập tổng hợp 71-73 - Mở rộng từ vựng/Đề 2.docx
@@ -3,604 +3,3075 @@
 <w:document xmlns:w="http://schemas.openxmlformats.org/wordprocessingml/2006/main">
   <w:body>
     <w:p>
-      <w:r>
-        <w:rPr>
+      <w:pPr>
+        <w:spacing w:before="0" w:after="180" w:line="320" w:lineRule="auto"/>
+        <w:widowControl/>
+        <w:jc w:val="center"/>
+        <w:keepNext/>
+      </w:pPr>
+      <w:r>
+        <w:rPr>
+          <w:color w:val="000000"/>
           <w:b/>
-        </w:rPr>
-        <w:t xml:space="preserve">ĐỀ TỔNG HỢP 71–73 – ĐỀ 2</w:t>
-      </w:r>
-    </w:p>
-    <w:p>
-      <w:r>
-        <w:t xml:space="preserve">COLLOCATIONS – IDIOMS – SYNONYMS AND ANTONYMS</w:t>
-      </w:r>
-    </w:p>
-    <w:p>
-      <w:r>
-        <w:t xml:space="preserve">Họ và tên: __________________________                         Điểm: ________/100</w:t>
-      </w:r>
-    </w:p>
-    <w:p>
-      <w:r>
-        <w:rPr>
+          <w:sz w:val="30"/>
+          <w:szCs w:val="30"/>
+        </w:rPr>
+        <w:t>ĐỀ TỔNG HỢP 71–73 – ĐỀ 2</w:t>
+      </w:r>
+    </w:p>
+    <w:p>
+      <w:pPr>
+        <w:spacing w:before="0" w:after="200" w:line="300" w:lineRule="auto"/>
+        <w:widowControl/>
+        <w:jc w:val="center"/>
+        <w:keepNext/>
+      </w:pPr>
+      <w:r>
+        <w:rPr>
+          <w:color w:val="000000"/>
           <w:b/>
-        </w:rPr>
-        <w:t xml:space="preserve">PHẦN 1. VERB + NOUN COLLOCATIONS (10 điểm)</w:t>
-      </w:r>
-    </w:p>
-    <w:p>
-      <w:r>
-        <w:t xml:space="preserve">1. ___ a promise</w:t>
-      </w:r>
-    </w:p>
-    <w:p>
-      <w:r>
-        <w:t xml:space="preserve">2. ___ advice</w:t>
-      </w:r>
-    </w:p>
-    <w:p>
-      <w:r>
-        <w:t xml:space="preserve">3. ___ experience</w:t>
-      </w:r>
-    </w:p>
-    <w:p>
-      <w:r>
-        <w:t xml:space="preserve">4. ___ a deadline</w:t>
-      </w:r>
-    </w:p>
-    <w:p>
-      <w:r>
-        <w:t xml:space="preserve">5. ___ a conclusion</w:t>
-      </w:r>
-    </w:p>
-    <w:p>
-      <w:r>
-        <w:t xml:space="preserve">6. ___ a mistake</w:t>
-      </w:r>
-    </w:p>
-    <w:p>
-      <w:r>
-        <w:t xml:space="preserve">7. ___ homework</w:t>
-      </w:r>
-    </w:p>
-    <w:p>
-      <w:r>
-        <w:t xml:space="preserve">8. ___ a break</w:t>
-      </w:r>
-    </w:p>
-    <w:p>
-      <w:r>
-        <w:t xml:space="preserve">9. ___ progress</w:t>
-      </w:r>
-    </w:p>
-    <w:p>
-      <w:r>
-        <w:t xml:space="preserve">10. ___ responsibility</w:t>
-      </w:r>
-    </w:p>
-    <w:p>
-      <w:r>
-        <w:rPr>
+          <w:sz w:val="22"/>
+          <w:szCs w:val="22"/>
+        </w:rPr>
+        <w:t>COLLOCATIONS – IDIOMS – SYNONYMS AND ANTONYMS</w:t>
+      </w:r>
+    </w:p>
+    <w:p>
+      <w:pPr>
+        <w:spacing w:before="0" w:after="140" w:line="300" w:lineRule="auto"/>
+        <w:widowControl/>
+      </w:pPr>
+      <w:r>
+        <w:rPr>
+          <w:color w:val="000000"/>
+        </w:rPr>
+        <w:t>Họ và tên: __________________________                         Điểm: ________/100</w:t>
+      </w:r>
+    </w:p>
+    <w:p>
+      <w:pPr>
+        <w:spacing w:before="0" w:after="70" w:line="300" w:lineRule="auto"/>
+        <w:widowControl/>
+      </w:pPr>
+      <w:r>
+        <w:rPr>
+          <w:color w:val="000000"/>
+        </w:rPr>
+        <w:t>Phạm vi kiến thức: Bài 71–73 — collocations, idioms, từ đồng nghĩa và từ trái nghĩa.</w:t>
+      </w:r>
+    </w:p>
+    <w:p>
+      <w:pPr>
+        <w:spacing w:before="0" w:after="70" w:line="300" w:lineRule="auto"/>
+        <w:widowControl/>
+      </w:pPr>
+      <w:r>
+        <w:rPr>
+          <w:color w:val="000000"/>
+        </w:rPr>
+        <w:t>Thời gian làm bài dự kiến: 90 phút.</w:t>
+      </w:r>
+    </w:p>
+    <w:p>
+      <w:pPr>
+        <w:spacing w:before="0" w:after="70" w:line="300" w:lineRule="auto"/>
+        <w:widowControl/>
+      </w:pPr>
+      <w:r>
+        <w:rPr>
+          <w:color w:val="000000"/>
+        </w:rPr>
+        <w:t>Tổng điểm: 100 điểm.</w:t>
+      </w:r>
+    </w:p>
+    <w:p>
+      <w:pPr>
+        <w:spacing w:before="0" w:after="170" w:line="320" w:lineRule="auto"/>
+        <w:widowControl/>
+      </w:pPr>
+      <w:r>
+        <w:rPr>
+          <w:color w:val="000000"/>
+        </w:rPr>
+        <w:t>Hướng dẫn chung: Làm lần lượt từng phần; chú ý từ loại, nghĩa, cách kết hợp và ngữ cảnh. Với câu viết, trình bày đủ ý và đúng độ dài yêu cầu.</w:t>
+      </w:r>
+    </w:p>
+    <w:p>
+      <w:pPr>
+        <w:spacing w:before="240" w:after="60" w:line="300" w:lineRule="auto"/>
+        <w:widowControl/>
+        <w:keepNext/>
+      </w:pPr>
+      <w:r>
+        <w:rPr>
+          <w:color w:val="000000"/>
           <w:b/>
-        </w:rPr>
-        <w:t xml:space="preserve">PHẦN 2. ADJECTIVE / ADVERB COLLOCATIONS (10 điểm)</w:t>
-      </w:r>
-    </w:p>
-    <w:p>
-      <w:r>
-        <w:t xml:space="preserve">1. ___ change: A major B tall C thick</w:t>
-      </w:r>
-    </w:p>
-    <w:p>
-      <w:r>
-        <w:t xml:space="preserve">2. ___ glance: A quick B rapid C speedy</w:t>
-      </w:r>
-    </w:p>
-    <w:p>
-      <w:r>
-        <w:t xml:space="preserve">3. ___ argument: A strong B muscular C tall</w:t>
-      </w:r>
-    </w:p>
-    <w:p>
-      <w:r>
-        <w:t xml:space="preserve">4. ___ quality: A high B tall C large</w:t>
-      </w:r>
-    </w:p>
-    <w:p>
-      <w:r>
-        <w:t xml:space="preserve">5. ___ diet: A balanced B equal C even</w:t>
-      </w:r>
-    </w:p>
-    <w:p>
-      <w:r>
-        <w:t xml:space="preserve">6. ___ concerned: A deeply B highly C strongly</w:t>
-      </w:r>
-    </w:p>
-    <w:p>
-      <w:r>
-        <w:t xml:space="preserve">7. ___ qualified: A heavily B highly C deeply</w:t>
-      </w:r>
-    </w:p>
-    <w:p>
-      <w:r>
-        <w:t xml:space="preserve">8. ___ different: A completely B strongly C highly</w:t>
-      </w:r>
-    </w:p>
-    <w:p>
-      <w:r>
-        <w:t xml:space="preserve">9. ___ aware: A fully B heavily C widely</w:t>
-      </w:r>
-    </w:p>
-    <w:p>
-      <w:r>
-        <w:t xml:space="preserve">10. ___ related: A closely B shortly C narrowly</w:t>
-      </w:r>
-    </w:p>
-    <w:p>
-      <w:r>
-        <w:rPr>
+          <w:sz w:val="24"/>
+          <w:szCs w:val="24"/>
+        </w:rPr>
+        <w:t>PHẦN 1. VERB + NOUN COLLOCATIONS (10 điểm)</w:t>
+      </w:r>
+    </w:p>
+    <w:p>
+      <w:pPr>
+        <w:spacing w:before="0" w:after="100" w:line="300" w:lineRule="auto"/>
+        <w:widowControl/>
+      </w:pPr>
+      <w:r>
+        <w:rPr>
+          <w:color w:val="000000"/>
+          <w:i/>
+        </w:rPr>
+        <w:t>Điền từ hoặc cụm từ phù hợp để hoàn thành mỗi collocation.</w:t>
+      </w:r>
+    </w:p>
+    <w:p>
+      <w:pPr>
+        <w:spacing w:before="20" w:after="80" w:line="300" w:lineRule="auto"/>
+        <w:widowControl/>
+      </w:pPr>
+      <w:r>
+        <w:rPr>
+          <w:color w:val="000000"/>
+        </w:rPr>
+        <w:t>1. ___ a promise</w:t>
+      </w:r>
+    </w:p>
+    <w:p>
+      <w:pPr>
+        <w:spacing w:before="20" w:after="80" w:line="300" w:lineRule="auto"/>
+        <w:widowControl/>
+      </w:pPr>
+      <w:r>
+        <w:rPr>
+          <w:color w:val="000000"/>
+        </w:rPr>
+        <w:t>2. ___ advice</w:t>
+      </w:r>
+    </w:p>
+    <w:p>
+      <w:pPr>
+        <w:spacing w:before="20" w:after="80" w:line="300" w:lineRule="auto"/>
+        <w:widowControl/>
+      </w:pPr>
+      <w:r>
+        <w:rPr>
+          <w:color w:val="000000"/>
+        </w:rPr>
+        <w:t>3. ___ experience</w:t>
+      </w:r>
+    </w:p>
+    <w:p>
+      <w:pPr>
+        <w:spacing w:before="20" w:after="80" w:line="300" w:lineRule="auto"/>
+        <w:widowControl/>
+      </w:pPr>
+      <w:r>
+        <w:rPr>
+          <w:color w:val="000000"/>
+        </w:rPr>
+        <w:t>4. ___ a deadline</w:t>
+      </w:r>
+    </w:p>
+    <w:p>
+      <w:pPr>
+        <w:spacing w:before="20" w:after="80" w:line="300" w:lineRule="auto"/>
+        <w:widowControl/>
+      </w:pPr>
+      <w:r>
+        <w:rPr>
+          <w:color w:val="000000"/>
+        </w:rPr>
+        <w:t>5. ___ a conclusion</w:t>
+      </w:r>
+    </w:p>
+    <w:p>
+      <w:pPr>
+        <w:spacing w:before="20" w:after="80" w:line="300" w:lineRule="auto"/>
+        <w:widowControl/>
+      </w:pPr>
+      <w:r>
+        <w:rPr>
+          <w:color w:val="000000"/>
+        </w:rPr>
+        <w:t>6. ___ a mistake</w:t>
+      </w:r>
+    </w:p>
+    <w:p>
+      <w:pPr>
+        <w:spacing w:before="20" w:after="80" w:line="300" w:lineRule="auto"/>
+        <w:widowControl/>
+      </w:pPr>
+      <w:r>
+        <w:rPr>
+          <w:color w:val="000000"/>
+        </w:rPr>
+        <w:t>7. ___ homework</w:t>
+      </w:r>
+    </w:p>
+    <w:p>
+      <w:pPr>
+        <w:spacing w:before="20" w:after="80" w:line="300" w:lineRule="auto"/>
+        <w:widowControl/>
+      </w:pPr>
+      <w:r>
+        <w:rPr>
+          <w:color w:val="000000"/>
+        </w:rPr>
+        <w:t>8. ___ a break</w:t>
+      </w:r>
+    </w:p>
+    <w:p>
+      <w:pPr>
+        <w:spacing w:before="20" w:after="80" w:line="300" w:lineRule="auto"/>
+        <w:widowControl/>
+      </w:pPr>
+      <w:r>
+        <w:rPr>
+          <w:color w:val="000000"/>
+        </w:rPr>
+        <w:t>9. ___ progress</w:t>
+      </w:r>
+    </w:p>
+    <w:p>
+      <w:pPr>
+        <w:spacing w:before="20" w:after="80" w:line="300" w:lineRule="auto"/>
+        <w:widowControl/>
+      </w:pPr>
+      <w:r>
+        <w:rPr>
+          <w:color w:val="000000"/>
+        </w:rPr>
+        <w:t>10. ___ responsibility</w:t>
+      </w:r>
+    </w:p>
+    <w:p>
+      <w:pPr>
+        <w:spacing w:before="240" w:after="60" w:line="300" w:lineRule="auto"/>
+        <w:widowControl/>
+        <w:keepNext/>
+      </w:pPr>
+      <w:r>
+        <w:rPr>
+          <w:color w:val="000000"/>
           <w:b/>
-        </w:rPr>
-        <w:t xml:space="preserve">PHẦN 3. SỬA COLLOCATION KHÔNG TỰ NHIÊN (10 điểm)</w:t>
-      </w:r>
-    </w:p>
-    <w:p>
-      <w:r>
-        <w:t xml:space="preserve">1. Nam gave an exam yesterday.</w:t>
-      </w:r>
-    </w:p>
-    <w:p>
-      <w:r>
-        <w:t xml:space="preserve">2. The company obtained a big success.</w:t>
-      </w:r>
-    </w:p>
-    <w:p>
-      <w:r>
-        <w:t xml:space="preserve">3. She made her best.</w:t>
-      </w:r>
-    </w:p>
-    <w:p>
-      <w:r>
-        <w:t xml:space="preserve">4. We did a discussion.</w:t>
-      </w:r>
-    </w:p>
-    <w:p>
-      <w:r>
-        <w:t xml:space="preserve">5. He has a highly relationship with his manager.</w:t>
-      </w:r>
-    </w:p>
-    <w:p>
-      <w:r>
-        <w:t xml:space="preserve">6. Please make your homework.</w:t>
-      </w:r>
-    </w:p>
-    <w:p>
-      <w:r>
-        <w:t xml:space="preserve">7. They caught a decision quickly.</w:t>
-      </w:r>
-    </w:p>
-    <w:p>
-      <w:r>
-        <w:t xml:space="preserve">8. We must reach the deadline.</w:t>
-      </w:r>
-    </w:p>
-    <w:p>
-      <w:r>
-        <w:t xml:space="preserve">9. She took me useful advice.</w:t>
-      </w:r>
-    </w:p>
-    <w:p>
-      <w:r>
-        <w:t xml:space="preserve">10. The project made good progress.</w:t>
-      </w:r>
-    </w:p>
-    <w:p>
-      <w:r>
-        <w:rPr>
+          <w:sz w:val="24"/>
+          <w:szCs w:val="24"/>
+        </w:rPr>
+        <w:t>PHẦN 2. ADJECTIVE / ADVERB COLLOCATIONS (10 điểm)</w:t>
+      </w:r>
+    </w:p>
+    <w:p>
+      <w:pPr>
+        <w:spacing w:before="0" w:after="100" w:line="300" w:lineRule="auto"/>
+        <w:widowControl/>
+      </w:pPr>
+      <w:r>
+        <w:rPr>
+          <w:color w:val="000000"/>
+          <w:i/>
+        </w:rPr>
+        <w:t>Chọn từ kết hợp tự nhiên nhất với từ hoặc cụm từ đã cho.</w:t>
+      </w:r>
+    </w:p>
+    <w:p>
+      <w:pPr>
+        <w:spacing w:before="20" w:after="80" w:line="300" w:lineRule="auto"/>
+        <w:widowControl/>
+        <w:keepNext/>
+      </w:pPr>
+      <w:r>
+        <w:rPr>
+          <w:color w:val="000000"/>
+        </w:rPr>
+        <w:t>1. ___ change:</w:t>
+      </w:r>
+    </w:p>
+    <w:p>
+      <w:pPr>
+        <w:spacing w:before="0" w:after="40" w:line="300" w:lineRule="auto"/>
+        <w:widowControl/>
+        <w:keepNext/>
+      </w:pPr>
+      <w:r>
+        <w:rPr>
+          <w:color w:val="000000"/>
+        </w:rPr>
+        <w:t>A. major</w:t>
+      </w:r>
+    </w:p>
+    <w:p>
+      <w:pPr>
+        <w:spacing w:before="0" w:after="40" w:line="300" w:lineRule="auto"/>
+        <w:widowControl/>
+        <w:keepNext/>
+      </w:pPr>
+      <w:r>
+        <w:rPr>
+          <w:color w:val="000000"/>
+        </w:rPr>
+        <w:t>B. tall</w:t>
+      </w:r>
+    </w:p>
+    <w:p>
+      <w:pPr>
+        <w:spacing w:before="0" w:after="40" w:line="300" w:lineRule="auto"/>
+        <w:widowControl/>
+      </w:pPr>
+      <w:r>
+        <w:rPr>
+          <w:color w:val="000000"/>
+        </w:rPr>
+        <w:t>C. thick</w:t>
+      </w:r>
+    </w:p>
+    <w:p>
+      <w:pPr>
+        <w:spacing w:before="20" w:after="80" w:line="300" w:lineRule="auto"/>
+        <w:widowControl/>
+        <w:keepNext/>
+      </w:pPr>
+      <w:r>
+        <w:rPr>
+          <w:color w:val="000000"/>
+        </w:rPr>
+        <w:t>2. ___ glance:</w:t>
+      </w:r>
+    </w:p>
+    <w:p>
+      <w:pPr>
+        <w:spacing w:before="0" w:after="40" w:line="300" w:lineRule="auto"/>
+        <w:widowControl/>
+        <w:keepNext/>
+      </w:pPr>
+      <w:r>
+        <w:rPr>
+          <w:color w:val="000000"/>
+        </w:rPr>
+        <w:t>A. quick</w:t>
+      </w:r>
+    </w:p>
+    <w:p>
+      <w:pPr>
+        <w:spacing w:before="0" w:after="40" w:line="300" w:lineRule="auto"/>
+        <w:widowControl/>
+        <w:keepNext/>
+      </w:pPr>
+      <w:r>
+        <w:rPr>
+          <w:color w:val="000000"/>
+        </w:rPr>
+        <w:t>B. rapid</w:t>
+      </w:r>
+    </w:p>
+    <w:p>
+      <w:pPr>
+        <w:spacing w:before="0" w:after="40" w:line="300" w:lineRule="auto"/>
+        <w:widowControl/>
+      </w:pPr>
+      <w:r>
+        <w:rPr>
+          <w:color w:val="000000"/>
+        </w:rPr>
+        <w:t>C. speedy</w:t>
+      </w:r>
+    </w:p>
+    <w:p>
+      <w:pPr>
+        <w:spacing w:before="20" w:after="80" w:line="300" w:lineRule="auto"/>
+        <w:widowControl/>
+        <w:keepNext/>
+      </w:pPr>
+      <w:r>
+        <w:rPr>
+          <w:color w:val="000000"/>
+        </w:rPr>
+        <w:t>3. ___ argument:</w:t>
+      </w:r>
+    </w:p>
+    <w:p>
+      <w:pPr>
+        <w:spacing w:before="0" w:after="40" w:line="300" w:lineRule="auto"/>
+        <w:widowControl/>
+        <w:keepNext/>
+      </w:pPr>
+      <w:r>
+        <w:rPr>
+          <w:color w:val="000000"/>
+        </w:rPr>
+        <w:t>A. strong</w:t>
+      </w:r>
+    </w:p>
+    <w:p>
+      <w:pPr>
+        <w:spacing w:before="0" w:after="40" w:line="300" w:lineRule="auto"/>
+        <w:widowControl/>
+        <w:keepNext/>
+      </w:pPr>
+      <w:r>
+        <w:rPr>
+          <w:color w:val="000000"/>
+        </w:rPr>
+        <w:t>B. muscular</w:t>
+      </w:r>
+    </w:p>
+    <w:p>
+      <w:pPr>
+        <w:spacing w:before="0" w:after="40" w:line="300" w:lineRule="auto"/>
+        <w:widowControl/>
+      </w:pPr>
+      <w:r>
+        <w:rPr>
+          <w:color w:val="000000"/>
+        </w:rPr>
+        <w:t>C. tall</w:t>
+      </w:r>
+    </w:p>
+    <w:p>
+      <w:pPr>
+        <w:spacing w:before="20" w:after="80" w:line="300" w:lineRule="auto"/>
+        <w:widowControl/>
+        <w:keepNext/>
+      </w:pPr>
+      <w:r>
+        <w:rPr>
+          <w:color w:val="000000"/>
+        </w:rPr>
+        <w:t>4. ___ quality:</w:t>
+      </w:r>
+    </w:p>
+    <w:p>
+      <w:pPr>
+        <w:spacing w:before="0" w:after="40" w:line="300" w:lineRule="auto"/>
+        <w:widowControl/>
+        <w:keepNext/>
+      </w:pPr>
+      <w:r>
+        <w:rPr>
+          <w:color w:val="000000"/>
+        </w:rPr>
+        <w:t>A. high</w:t>
+      </w:r>
+    </w:p>
+    <w:p>
+      <w:pPr>
+        <w:spacing w:before="0" w:after="40" w:line="300" w:lineRule="auto"/>
+        <w:widowControl/>
+        <w:keepNext/>
+      </w:pPr>
+      <w:r>
+        <w:rPr>
+          <w:color w:val="000000"/>
+        </w:rPr>
+        <w:t>B. tall</w:t>
+      </w:r>
+    </w:p>
+    <w:p>
+      <w:pPr>
+        <w:spacing w:before="0" w:after="40" w:line="300" w:lineRule="auto"/>
+        <w:widowControl/>
+      </w:pPr>
+      <w:r>
+        <w:rPr>
+          <w:color w:val="000000"/>
+        </w:rPr>
+        <w:t>C. large</w:t>
+      </w:r>
+    </w:p>
+    <w:p>
+      <w:pPr>
+        <w:spacing w:before="20" w:after="80" w:line="300" w:lineRule="auto"/>
+        <w:widowControl/>
+        <w:keepNext/>
+      </w:pPr>
+      <w:r>
+        <w:rPr>
+          <w:color w:val="000000"/>
+        </w:rPr>
+        <w:t>5. ___ diet:</w:t>
+      </w:r>
+    </w:p>
+    <w:p>
+      <w:pPr>
+        <w:spacing w:before="0" w:after="40" w:line="300" w:lineRule="auto"/>
+        <w:widowControl/>
+        <w:keepNext/>
+      </w:pPr>
+      <w:r>
+        <w:rPr>
+          <w:color w:val="000000"/>
+        </w:rPr>
+        <w:t>A. balanced</w:t>
+      </w:r>
+    </w:p>
+    <w:p>
+      <w:pPr>
+        <w:spacing w:before="0" w:after="40" w:line="300" w:lineRule="auto"/>
+        <w:widowControl/>
+        <w:keepNext/>
+      </w:pPr>
+      <w:r>
+        <w:rPr>
+          <w:color w:val="000000"/>
+        </w:rPr>
+        <w:t>B. equal</w:t>
+      </w:r>
+    </w:p>
+    <w:p>
+      <w:pPr>
+        <w:spacing w:before="0" w:after="40" w:line="300" w:lineRule="auto"/>
+        <w:widowControl/>
+      </w:pPr>
+      <w:r>
+        <w:rPr>
+          <w:color w:val="000000"/>
+        </w:rPr>
+        <w:t>C. even</w:t>
+      </w:r>
+    </w:p>
+    <w:p>
+      <w:pPr>
+        <w:spacing w:before="20" w:after="80" w:line="300" w:lineRule="auto"/>
+        <w:widowControl/>
+        <w:keepNext/>
+      </w:pPr>
+      <w:r>
+        <w:rPr>
+          <w:color w:val="000000"/>
+        </w:rPr>
+        <w:t>6. ___ concerned:</w:t>
+      </w:r>
+    </w:p>
+    <w:p>
+      <w:pPr>
+        <w:spacing w:before="0" w:after="40" w:line="300" w:lineRule="auto"/>
+        <w:widowControl/>
+        <w:keepNext/>
+      </w:pPr>
+      <w:r>
+        <w:rPr>
+          <w:color w:val="000000"/>
+        </w:rPr>
+        <w:t>A. deeply</w:t>
+      </w:r>
+    </w:p>
+    <w:p>
+      <w:pPr>
+        <w:spacing w:before="0" w:after="40" w:line="300" w:lineRule="auto"/>
+        <w:widowControl/>
+        <w:keepNext/>
+      </w:pPr>
+      <w:r>
+        <w:rPr>
+          <w:color w:val="000000"/>
+        </w:rPr>
+        <w:t>B. highly</w:t>
+      </w:r>
+    </w:p>
+    <w:p>
+      <w:pPr>
+        <w:spacing w:before="0" w:after="40" w:line="300" w:lineRule="auto"/>
+        <w:widowControl/>
+      </w:pPr>
+      <w:r>
+        <w:rPr>
+          <w:color w:val="000000"/>
+        </w:rPr>
+        <w:t>C. strongly</w:t>
+      </w:r>
+    </w:p>
+    <w:p>
+      <w:pPr>
+        <w:spacing w:before="20" w:after="80" w:line="300" w:lineRule="auto"/>
+        <w:widowControl/>
+        <w:keepNext/>
+      </w:pPr>
+      <w:r>
+        <w:rPr>
+          <w:color w:val="000000"/>
+        </w:rPr>
+        <w:t>7. ___ qualified:</w:t>
+      </w:r>
+    </w:p>
+    <w:p>
+      <w:pPr>
+        <w:spacing w:before="0" w:after="40" w:line="300" w:lineRule="auto"/>
+        <w:widowControl/>
+        <w:keepNext/>
+      </w:pPr>
+      <w:r>
+        <w:rPr>
+          <w:color w:val="000000"/>
+        </w:rPr>
+        <w:t>A. heavily</w:t>
+      </w:r>
+    </w:p>
+    <w:p>
+      <w:pPr>
+        <w:spacing w:before="0" w:after="40" w:line="300" w:lineRule="auto"/>
+        <w:widowControl/>
+        <w:keepNext/>
+      </w:pPr>
+      <w:r>
+        <w:rPr>
+          <w:color w:val="000000"/>
+        </w:rPr>
+        <w:t>B. highly</w:t>
+      </w:r>
+    </w:p>
+    <w:p>
+      <w:pPr>
+        <w:spacing w:before="0" w:after="40" w:line="300" w:lineRule="auto"/>
+        <w:widowControl/>
+      </w:pPr>
+      <w:r>
+        <w:rPr>
+          <w:color w:val="000000"/>
+        </w:rPr>
+        <w:t>C. deeply</w:t>
+      </w:r>
+    </w:p>
+    <w:p>
+      <w:pPr>
+        <w:spacing w:before="20" w:after="80" w:line="300" w:lineRule="auto"/>
+        <w:widowControl/>
+        <w:keepNext/>
+      </w:pPr>
+      <w:r>
+        <w:rPr>
+          <w:color w:val="000000"/>
+        </w:rPr>
+        <w:t>8. ___ different:</w:t>
+      </w:r>
+    </w:p>
+    <w:p>
+      <w:pPr>
+        <w:spacing w:before="0" w:after="40" w:line="300" w:lineRule="auto"/>
+        <w:widowControl/>
+        <w:keepNext/>
+      </w:pPr>
+      <w:r>
+        <w:rPr>
+          <w:color w:val="000000"/>
+        </w:rPr>
+        <w:t>A. completely</w:t>
+      </w:r>
+    </w:p>
+    <w:p>
+      <w:pPr>
+        <w:spacing w:before="0" w:after="40" w:line="300" w:lineRule="auto"/>
+        <w:widowControl/>
+        <w:keepNext/>
+      </w:pPr>
+      <w:r>
+        <w:rPr>
+          <w:color w:val="000000"/>
+        </w:rPr>
+        <w:t>B. strongly</w:t>
+      </w:r>
+    </w:p>
+    <w:p>
+      <w:pPr>
+        <w:spacing w:before="0" w:after="40" w:line="300" w:lineRule="auto"/>
+        <w:widowControl/>
+      </w:pPr>
+      <w:r>
+        <w:rPr>
+          <w:color w:val="000000"/>
+        </w:rPr>
+        <w:t>C. highly</w:t>
+      </w:r>
+    </w:p>
+    <w:p>
+      <w:pPr>
+        <w:spacing w:before="20" w:after="80" w:line="300" w:lineRule="auto"/>
+        <w:widowControl/>
+        <w:keepNext/>
+      </w:pPr>
+      <w:r>
+        <w:rPr>
+          <w:color w:val="000000"/>
+        </w:rPr>
+        <w:t>9. ___ aware:</w:t>
+      </w:r>
+    </w:p>
+    <w:p>
+      <w:pPr>
+        <w:spacing w:before="0" w:after="40" w:line="300" w:lineRule="auto"/>
+        <w:widowControl/>
+        <w:keepNext/>
+      </w:pPr>
+      <w:r>
+        <w:rPr>
+          <w:color w:val="000000"/>
+        </w:rPr>
+        <w:t>A. fully</w:t>
+      </w:r>
+    </w:p>
+    <w:p>
+      <w:pPr>
+        <w:spacing w:before="0" w:after="40" w:line="300" w:lineRule="auto"/>
+        <w:widowControl/>
+        <w:keepNext/>
+      </w:pPr>
+      <w:r>
+        <w:rPr>
+          <w:color w:val="000000"/>
+        </w:rPr>
+        <w:t>B. heavily</w:t>
+      </w:r>
+    </w:p>
+    <w:p>
+      <w:pPr>
+        <w:spacing w:before="0" w:after="40" w:line="300" w:lineRule="auto"/>
+        <w:widowControl/>
+      </w:pPr>
+      <w:r>
+        <w:rPr>
+          <w:color w:val="000000"/>
+        </w:rPr>
+        <w:t>C. widely</w:t>
+      </w:r>
+    </w:p>
+    <w:p>
+      <w:pPr>
+        <w:spacing w:before="20" w:after="80" w:line="300" w:lineRule="auto"/>
+        <w:widowControl/>
+        <w:keepNext/>
+      </w:pPr>
+      <w:r>
+        <w:rPr>
+          <w:color w:val="000000"/>
+        </w:rPr>
+        <w:t>10. ___ related:</w:t>
+      </w:r>
+    </w:p>
+    <w:p>
+      <w:pPr>
+        <w:spacing w:before="0" w:after="40" w:line="300" w:lineRule="auto"/>
+        <w:widowControl/>
+        <w:keepNext/>
+      </w:pPr>
+      <w:r>
+        <w:rPr>
+          <w:color w:val="000000"/>
+        </w:rPr>
+        <w:t>A. closely</w:t>
+      </w:r>
+    </w:p>
+    <w:p>
+      <w:pPr>
+        <w:spacing w:before="0" w:after="40" w:line="300" w:lineRule="auto"/>
+        <w:widowControl/>
+        <w:keepNext/>
+      </w:pPr>
+      <w:r>
+        <w:rPr>
+          <w:color w:val="000000"/>
+        </w:rPr>
+        <w:t>B. shortly</w:t>
+      </w:r>
+    </w:p>
+    <w:p>
+      <w:pPr>
+        <w:spacing w:before="0" w:after="40" w:line="300" w:lineRule="auto"/>
+        <w:widowControl/>
+      </w:pPr>
+      <w:r>
+        <w:rPr>
+          <w:color w:val="000000"/>
+        </w:rPr>
+        <w:t>C. narrowly</w:t>
+      </w:r>
+    </w:p>
+    <w:p>
+      <w:pPr>
+        <w:spacing w:before="240" w:after="60" w:line="300" w:lineRule="auto"/>
+        <w:widowControl/>
+        <w:keepNext/>
+      </w:pPr>
+      <w:r>
+        <w:rPr>
+          <w:color w:val="000000"/>
           <w:b/>
-        </w:rPr>
-        <w:t xml:space="preserve">PHẦN 4. NỐI IDIOM VỚI NGHĨA (10 điểm)</w:t>
-      </w:r>
-    </w:p>
-    <w:p>
-      <w:r>
-        <w:t xml:space="preserve">1. spill the beans</w:t>
-      </w:r>
-    </w:p>
-    <w:p>
-      <w:r>
-        <w:t xml:space="preserve">2. call it a day</w:t>
-      </w:r>
-    </w:p>
-    <w:p>
-      <w:r>
-        <w:t xml:space="preserve">3. on the right track</w:t>
-      </w:r>
-    </w:p>
-    <w:p>
-      <w:r>
-        <w:t xml:space="preserve">4. miss the boat</w:t>
-      </w:r>
-    </w:p>
-    <w:p>
-      <w:r>
-        <w:t xml:space="preserve">5. keep your cool</w:t>
-      </w:r>
-    </w:p>
-    <w:p>
-      <w:r>
-        <w:t xml:space="preserve">6. hit the nail on the head</w:t>
-      </w:r>
-    </w:p>
-    <w:p>
-      <w:r>
-        <w:t xml:space="preserve">7. in the nick of time</w:t>
-      </w:r>
-    </w:p>
-    <w:p>
-      <w:r>
-        <w:t xml:space="preserve">8. back to square one</w:t>
-      </w:r>
-    </w:p>
-    <w:p>
-      <w:r>
-        <w:t xml:space="preserve">9. the ball is in your court</w:t>
-      </w:r>
-    </w:p>
-    <w:p>
-      <w:r>
-        <w:t xml:space="preserve">10. over the moon</w:t>
-      </w:r>
-    </w:p>
-    <w:p>
-      <w:r>
-        <w:rPr>
+          <w:sz w:val="24"/>
+          <w:szCs w:val="24"/>
+        </w:rPr>
+        <w:t>PHẦN 3. SỬA COLLOCATION KHÔNG TỰ NHIÊN (10 điểm)</w:t>
+      </w:r>
+    </w:p>
+    <w:p>
+      <w:pPr>
+        <w:spacing w:before="0" w:after="100" w:line="300" w:lineRule="auto"/>
+        <w:widowControl/>
+      </w:pPr>
+      <w:r>
+        <w:rPr>
+          <w:color w:val="000000"/>
+          <w:i/>
+        </w:rPr>
+        <w:t>Sửa mỗi collocation chưa tự nhiên bằng cách viết lại câu. Nếu câu đã đúng, ghi “Correct”.</w:t>
+      </w:r>
+    </w:p>
+    <w:p>
+      <w:pPr>
+        <w:spacing w:before="20" w:after="80" w:line="300" w:lineRule="auto"/>
+        <w:widowControl/>
+      </w:pPr>
+      <w:r>
+        <w:rPr>
+          <w:color w:val="000000"/>
+        </w:rPr>
+        <w:t>1. Nam gave an exam yesterday.</w:t>
+      </w:r>
+    </w:p>
+    <w:p>
+      <w:pPr>
+        <w:spacing w:before="20" w:after="80" w:line="300" w:lineRule="auto"/>
+        <w:widowControl/>
+      </w:pPr>
+      <w:r>
+        <w:rPr>
+          <w:color w:val="000000"/>
+        </w:rPr>
+        <w:t>2. The company obtained a big success.</w:t>
+      </w:r>
+    </w:p>
+    <w:p>
+      <w:pPr>
+        <w:spacing w:before="20" w:after="80" w:line="300" w:lineRule="auto"/>
+        <w:widowControl/>
+      </w:pPr>
+      <w:r>
+        <w:rPr>
+          <w:color w:val="000000"/>
+        </w:rPr>
+        <w:t>3. She made her best.</w:t>
+      </w:r>
+    </w:p>
+    <w:p>
+      <w:pPr>
+        <w:spacing w:before="20" w:after="80" w:line="300" w:lineRule="auto"/>
+        <w:widowControl/>
+      </w:pPr>
+      <w:r>
+        <w:rPr>
+          <w:color w:val="000000"/>
+        </w:rPr>
+        <w:t>4. We did a discussion.</w:t>
+      </w:r>
+    </w:p>
+    <w:p>
+      <w:pPr>
+        <w:spacing w:before="20" w:after="80" w:line="300" w:lineRule="auto"/>
+        <w:widowControl/>
+      </w:pPr>
+      <w:r>
+        <w:rPr>
+          <w:color w:val="000000"/>
+        </w:rPr>
+        <w:t>5. He has a highly relationship with his manager.</w:t>
+      </w:r>
+    </w:p>
+    <w:p>
+      <w:pPr>
+        <w:spacing w:before="20" w:after="80" w:line="300" w:lineRule="auto"/>
+        <w:widowControl/>
+      </w:pPr>
+      <w:r>
+        <w:rPr>
+          <w:color w:val="000000"/>
+        </w:rPr>
+        <w:t>6. Please make your homework.</w:t>
+      </w:r>
+    </w:p>
+    <w:p>
+      <w:pPr>
+        <w:spacing w:before="20" w:after="80" w:line="300" w:lineRule="auto"/>
+        <w:widowControl/>
+      </w:pPr>
+      <w:r>
+        <w:rPr>
+          <w:color w:val="000000"/>
+        </w:rPr>
+        <w:t>7. They caught a decision quickly.</w:t>
+      </w:r>
+    </w:p>
+    <w:p>
+      <w:pPr>
+        <w:spacing w:before="20" w:after="80" w:line="300" w:lineRule="auto"/>
+        <w:widowControl/>
+      </w:pPr>
+      <w:r>
+        <w:rPr>
+          <w:color w:val="000000"/>
+        </w:rPr>
+        <w:t>8. We must reach the deadline.</w:t>
+      </w:r>
+    </w:p>
+    <w:p>
+      <w:pPr>
+        <w:spacing w:before="20" w:after="80" w:line="300" w:lineRule="auto"/>
+        <w:widowControl/>
+      </w:pPr>
+      <w:r>
+        <w:rPr>
+          <w:color w:val="000000"/>
+        </w:rPr>
+        <w:t>9. She took me useful advice.</w:t>
+      </w:r>
+    </w:p>
+    <w:p>
+      <w:pPr>
+        <w:spacing w:before="20" w:after="80" w:line="300" w:lineRule="auto"/>
+        <w:widowControl/>
+      </w:pPr>
+      <w:r>
+        <w:rPr>
+          <w:color w:val="000000"/>
+        </w:rPr>
+        <w:t>10. The project made good progress.</w:t>
+      </w:r>
+    </w:p>
+    <w:p>
+      <w:pPr>
+        <w:spacing w:before="240" w:after="60" w:line="300" w:lineRule="auto"/>
+        <w:widowControl/>
+        <w:keepNext/>
+      </w:pPr>
+      <w:r>
+        <w:rPr>
+          <w:color w:val="000000"/>
           <w:b/>
-        </w:rPr>
-        <w:t xml:space="preserve">PHẦN 5. HOÀN THÀNH IDIOM (10 điểm)</w:t>
-      </w:r>
-    </w:p>
-    <w:p>
-      <w:r>
-        <w:t xml:space="preserve">1. hit the nail on the ___</w:t>
-      </w:r>
-    </w:p>
-    <w:p>
-      <w:r>
-        <w:t xml:space="preserve">2. keep an eye ___</w:t>
-      </w:r>
-    </w:p>
-    <w:p>
-      <w:r>
-        <w:t xml:space="preserve">3. in the nick of ___</w:t>
-      </w:r>
-    </w:p>
-    <w:p>
-      <w:r>
-        <w:t xml:space="preserve">4. back to square ___</w:t>
-      </w:r>
-    </w:p>
-    <w:p>
-      <w:r>
-        <w:t xml:space="preserve">5. the ball is in your ___</w:t>
-      </w:r>
-    </w:p>
-    <w:p>
-      <w:r>
-        <w:t xml:space="preserve">6. cost an arm and a ___</w:t>
-      </w:r>
-    </w:p>
-    <w:p>
-      <w:r>
-        <w:t xml:space="preserve">7. call it a ___</w:t>
-      </w:r>
-    </w:p>
-    <w:p>
-      <w:r>
-        <w:t xml:space="preserve">8. keep your ___</w:t>
-      </w:r>
-    </w:p>
-    <w:p>
-      <w:r>
-        <w:t xml:space="preserve">9. miss the ___</w:t>
-      </w:r>
-    </w:p>
-    <w:p>
-      <w:r>
-        <w:t xml:space="preserve">10. over the ___</w:t>
-      </w:r>
-    </w:p>
-    <w:p>
-      <w:r>
-        <w:rPr>
+          <w:sz w:val="24"/>
+          <w:szCs w:val="24"/>
+        </w:rPr>
+        <w:t>PHẦN 4. NỐI IDIOM VỚI NGHĨA (10 điểm)</w:t>
+      </w:r>
+    </w:p>
+    <w:p>
+      <w:pPr>
+        <w:spacing w:before="0" w:after="100" w:line="300" w:lineRule="auto"/>
+        <w:widowControl/>
+      </w:pPr>
+      <w:r>
+        <w:rPr>
+          <w:color w:val="000000"/>
+          <w:i/>
+        </w:rPr>
+        <w:t>Viết nghĩa phù hợp của mỗi idiom bằng một cụm từ ngắn gọn.</w:t>
+      </w:r>
+    </w:p>
+    <w:p>
+      <w:pPr>
+        <w:spacing w:before="20" w:after="80" w:line="300" w:lineRule="auto"/>
+        <w:widowControl/>
+      </w:pPr>
+      <w:r>
+        <w:rPr>
+          <w:color w:val="000000"/>
+        </w:rPr>
+        <w:t>1. spill the beans</w:t>
+      </w:r>
+    </w:p>
+    <w:p>
+      <w:pPr>
+        <w:spacing w:before="20" w:after="80" w:line="300" w:lineRule="auto"/>
+        <w:widowControl/>
+      </w:pPr>
+      <w:r>
+        <w:rPr>
+          <w:color w:val="000000"/>
+        </w:rPr>
+        <w:t>2. call it a day</w:t>
+      </w:r>
+    </w:p>
+    <w:p>
+      <w:pPr>
+        <w:spacing w:before="20" w:after="80" w:line="300" w:lineRule="auto"/>
+        <w:widowControl/>
+      </w:pPr>
+      <w:r>
+        <w:rPr>
+          <w:color w:val="000000"/>
+        </w:rPr>
+        <w:t>3. on the right track</w:t>
+      </w:r>
+    </w:p>
+    <w:p>
+      <w:pPr>
+        <w:spacing w:before="20" w:after="80" w:line="300" w:lineRule="auto"/>
+        <w:widowControl/>
+      </w:pPr>
+      <w:r>
+        <w:rPr>
+          <w:color w:val="000000"/>
+        </w:rPr>
+        <w:t>4. miss the boat</w:t>
+      </w:r>
+    </w:p>
+    <w:p>
+      <w:pPr>
+        <w:spacing w:before="20" w:after="80" w:line="300" w:lineRule="auto"/>
+        <w:widowControl/>
+      </w:pPr>
+      <w:r>
+        <w:rPr>
+          <w:color w:val="000000"/>
+        </w:rPr>
+        <w:t>5. keep your cool</w:t>
+      </w:r>
+    </w:p>
+    <w:p>
+      <w:pPr>
+        <w:spacing w:before="20" w:after="80" w:line="300" w:lineRule="auto"/>
+        <w:widowControl/>
+      </w:pPr>
+      <w:r>
+        <w:rPr>
+          <w:color w:val="000000"/>
+        </w:rPr>
+        <w:t>6. hit the nail on the head</w:t>
+      </w:r>
+    </w:p>
+    <w:p>
+      <w:pPr>
+        <w:spacing w:before="20" w:after="80" w:line="300" w:lineRule="auto"/>
+        <w:widowControl/>
+      </w:pPr>
+      <w:r>
+        <w:rPr>
+          <w:color w:val="000000"/>
+        </w:rPr>
+        <w:t>7. in the nick of time</w:t>
+      </w:r>
+    </w:p>
+    <w:p>
+      <w:pPr>
+        <w:spacing w:before="20" w:after="80" w:line="300" w:lineRule="auto"/>
+        <w:widowControl/>
+      </w:pPr>
+      <w:r>
+        <w:rPr>
+          <w:color w:val="000000"/>
+        </w:rPr>
+        <w:t>8. back to square one</w:t>
+      </w:r>
+    </w:p>
+    <w:p>
+      <w:pPr>
+        <w:spacing w:before="20" w:after="80" w:line="300" w:lineRule="auto"/>
+        <w:widowControl/>
+      </w:pPr>
+      <w:r>
+        <w:rPr>
+          <w:color w:val="000000"/>
+        </w:rPr>
+        <w:t>9. the ball is in your court</w:t>
+      </w:r>
+    </w:p>
+    <w:p>
+      <w:pPr>
+        <w:spacing w:before="20" w:after="80" w:line="300" w:lineRule="auto"/>
+        <w:widowControl/>
+      </w:pPr>
+      <w:r>
+        <w:rPr>
+          <w:color w:val="000000"/>
+        </w:rPr>
+        <w:t>10. over the moon</w:t>
+      </w:r>
+    </w:p>
+    <w:p>
+      <w:pPr>
+        <w:spacing w:before="240" w:after="60" w:line="300" w:lineRule="auto"/>
+        <w:widowControl/>
+        <w:keepNext/>
+      </w:pPr>
+      <w:r>
+        <w:rPr>
+          <w:color w:val="000000"/>
           <w:b/>
-        </w:rPr>
-        <w:t xml:space="preserve">PHẦN 6. CHỌN IDIOM THEO NGỮ CẢNH (10 điểm)</w:t>
-      </w:r>
-    </w:p>
-    <w:p>
-      <w:r>
-        <w:t xml:space="preserve">1. This watch was extremely expensive.</w:t>
-      </w:r>
-    </w:p>
-    <w:p>
-      <w:r>
-        <w:t xml:space="preserve">2. Our plan failed; we must restart.</w:t>
-      </w:r>
-    </w:p>
-    <w:p>
-      <w:r>
-        <w:t xml:space="preserve">3. You must make the next decision.</w:t>
-      </w:r>
-    </w:p>
-    <w:p>
-      <w:r>
-        <w:t xml:space="preserve">4. Mai identified the exact problem.</w:t>
-      </w:r>
-    </w:p>
-    <w:p>
-      <w:r>
-        <w:t xml:space="preserve">5. I visit that café very rarely.</w:t>
-      </w:r>
-    </w:p>
-    <w:p>
-      <w:r>
-        <w:t xml:space="preserve">6. Let us stop working now.</w:t>
-      </w:r>
-    </w:p>
-    <w:p>
-      <w:r>
-        <w:t xml:space="preserve">7. A joke helped everyone start talking.</w:t>
-      </w:r>
-    </w:p>
-    <w:p>
-      <w:r>
-        <w:t xml:space="preserve">8. We may miss the opportunity.</w:t>
-      </w:r>
-    </w:p>
-    <w:p>
-      <w:r>
-        <w:t xml:space="preserve">9. Remain calm during the interview.</w:t>
-      </w:r>
-    </w:p>
-    <w:p>
-      <w:r>
-        <w:t xml:space="preserve">10. Your solution is developing correctly.</w:t>
-      </w:r>
-    </w:p>
-    <w:p>
-      <w:r>
-        <w:rPr>
+          <w:sz w:val="24"/>
+          <w:szCs w:val="24"/>
+        </w:rPr>
+        <w:t>PHẦN 5. HOÀN THÀNH IDIOM (10 điểm)</w:t>
+      </w:r>
+    </w:p>
+    <w:p>
+      <w:pPr>
+        <w:spacing w:before="0" w:after="100" w:line="300" w:lineRule="auto"/>
+        <w:widowControl/>
+      </w:pPr>
+      <w:r>
+        <w:rPr>
+          <w:color w:val="000000"/>
+          <w:i/>
+        </w:rPr>
+        <w:t>Điền từ còn thiếu để hoàn thành mỗi idiom.</w:t>
+      </w:r>
+    </w:p>
+    <w:p>
+      <w:pPr>
+        <w:spacing w:before="20" w:after="80" w:line="300" w:lineRule="auto"/>
+        <w:widowControl/>
+      </w:pPr>
+      <w:r>
+        <w:rPr>
+          <w:color w:val="000000"/>
+        </w:rPr>
+        <w:t>1. hit the nail on the ___</w:t>
+      </w:r>
+    </w:p>
+    <w:p>
+      <w:pPr>
+        <w:spacing w:before="20" w:after="80" w:line="300" w:lineRule="auto"/>
+        <w:widowControl/>
+      </w:pPr>
+      <w:r>
+        <w:rPr>
+          <w:color w:val="000000"/>
+        </w:rPr>
+        <w:t>2. keep an eye ___</w:t>
+      </w:r>
+    </w:p>
+    <w:p>
+      <w:pPr>
+        <w:spacing w:before="20" w:after="80" w:line="300" w:lineRule="auto"/>
+        <w:widowControl/>
+      </w:pPr>
+      <w:r>
+        <w:rPr>
+          <w:color w:val="000000"/>
+        </w:rPr>
+        <w:t>3. in the nick of ___</w:t>
+      </w:r>
+    </w:p>
+    <w:p>
+      <w:pPr>
+        <w:spacing w:before="20" w:after="80" w:line="300" w:lineRule="auto"/>
+        <w:widowControl/>
+      </w:pPr>
+      <w:r>
+        <w:rPr>
+          <w:color w:val="000000"/>
+        </w:rPr>
+        <w:t>4. back to square ___</w:t>
+      </w:r>
+    </w:p>
+    <w:p>
+      <w:pPr>
+        <w:spacing w:before="20" w:after="80" w:line="300" w:lineRule="auto"/>
+        <w:widowControl/>
+      </w:pPr>
+      <w:r>
+        <w:rPr>
+          <w:color w:val="000000"/>
+        </w:rPr>
+        <w:t>5. the ball is in your ___</w:t>
+      </w:r>
+    </w:p>
+    <w:p>
+      <w:pPr>
+        <w:spacing w:before="20" w:after="80" w:line="300" w:lineRule="auto"/>
+        <w:widowControl/>
+      </w:pPr>
+      <w:r>
+        <w:rPr>
+          <w:color w:val="000000"/>
+        </w:rPr>
+        <w:t>6. cost an arm and a ___</w:t>
+      </w:r>
+    </w:p>
+    <w:p>
+      <w:pPr>
+        <w:spacing w:before="20" w:after="80" w:line="300" w:lineRule="auto"/>
+        <w:widowControl/>
+      </w:pPr>
+      <w:r>
+        <w:rPr>
+          <w:color w:val="000000"/>
+        </w:rPr>
+        <w:t>7. call it a ___</w:t>
+      </w:r>
+    </w:p>
+    <w:p>
+      <w:pPr>
+        <w:spacing w:before="20" w:after="80" w:line="300" w:lineRule="auto"/>
+        <w:widowControl/>
+      </w:pPr>
+      <w:r>
+        <w:rPr>
+          <w:color w:val="000000"/>
+        </w:rPr>
+        <w:t>8. keep your ___</w:t>
+      </w:r>
+    </w:p>
+    <w:p>
+      <w:pPr>
+        <w:spacing w:before="20" w:after="80" w:line="300" w:lineRule="auto"/>
+        <w:widowControl/>
+      </w:pPr>
+      <w:r>
+        <w:rPr>
+          <w:color w:val="000000"/>
+        </w:rPr>
+        <w:t>9. miss the ___</w:t>
+      </w:r>
+    </w:p>
+    <w:p>
+      <w:pPr>
+        <w:spacing w:before="20" w:after="80" w:line="300" w:lineRule="auto"/>
+        <w:widowControl/>
+      </w:pPr>
+      <w:r>
+        <w:rPr>
+          <w:color w:val="000000"/>
+        </w:rPr>
+        <w:t>10. over the ___</w:t>
+      </w:r>
+    </w:p>
+    <w:p>
+      <w:pPr>
+        <w:spacing w:before="240" w:after="60" w:line="300" w:lineRule="auto"/>
+        <w:widowControl/>
+        <w:keepNext/>
+      </w:pPr>
+      <w:r>
+        <w:rPr>
+          <w:color w:val="000000"/>
           <w:b/>
-        </w:rPr>
-        <w:t xml:space="preserve">PHẦN 7. TỪ ĐỒNG NGHĨA (10 điểm)</w:t>
-      </w:r>
-    </w:p>
-    <w:p>
-      <w:r>
-        <w:t xml:space="preserve">1. quick</w:t>
-      </w:r>
-    </w:p>
-    <w:p>
-      <w:r>
-        <w:t xml:space="preserve">2. intelligent</w:t>
-      </w:r>
-    </w:p>
-    <w:p>
-      <w:r>
-        <w:t xml:space="preserve">3. angry</w:t>
-      </w:r>
-    </w:p>
-    <w:p>
-      <w:r>
-        <w:t xml:space="preserve">4. beautiful</w:t>
-      </w:r>
-    </w:p>
-    <w:p>
-      <w:r>
-        <w:t xml:space="preserve">5. quiet</w:t>
-      </w:r>
-    </w:p>
-    <w:p>
-      <w:r>
-        <w:t xml:space="preserve">6. large</w:t>
-      </w:r>
-    </w:p>
-    <w:p>
-      <w:r>
-        <w:t xml:space="preserve">7. choose</w:t>
-      </w:r>
-    </w:p>
-    <w:p>
-      <w:r>
-        <w:t xml:space="preserve">8. reply</w:t>
-      </w:r>
-    </w:p>
-    <w:p>
-      <w:r>
-        <w:t xml:space="preserve">9. repair</w:t>
-      </w:r>
-    </w:p>
-    <w:p>
-      <w:r>
-        <w:t xml:space="preserve">10. safe</w:t>
-      </w:r>
-    </w:p>
-    <w:p>
-      <w:r>
-        <w:rPr>
+          <w:sz w:val="24"/>
+          <w:szCs w:val="24"/>
+        </w:rPr>
+        <w:t>PHẦN 6. CHỌN IDIOM THEO NGỮ CẢNH (10 điểm)</w:t>
+      </w:r>
+    </w:p>
+    <w:p>
+      <w:pPr>
+        <w:spacing w:before="0" w:after="100" w:line="300" w:lineRule="auto"/>
+        <w:widowControl/>
+      </w:pPr>
+      <w:r>
+        <w:rPr>
+          <w:color w:val="000000"/>
+          <w:i/>
+        </w:rPr>
+        <w:t>Viết idiom phù hợp với từng ngữ cảnh.</w:t>
+      </w:r>
+    </w:p>
+    <w:p>
+      <w:pPr>
+        <w:spacing w:before="20" w:after="80" w:line="300" w:lineRule="auto"/>
+        <w:widowControl/>
+      </w:pPr>
+      <w:r>
+        <w:rPr>
+          <w:color w:val="000000"/>
+        </w:rPr>
+        <w:t>1. This watch was extremely expensive.</w:t>
+      </w:r>
+    </w:p>
+    <w:p>
+      <w:pPr>
+        <w:spacing w:before="20" w:after="80" w:line="300" w:lineRule="auto"/>
+        <w:widowControl/>
+      </w:pPr>
+      <w:r>
+        <w:rPr>
+          <w:color w:val="000000"/>
+        </w:rPr>
+        <w:t>2. Our plan failed; we must restart.</w:t>
+      </w:r>
+    </w:p>
+    <w:p>
+      <w:pPr>
+        <w:spacing w:before="20" w:after="80" w:line="300" w:lineRule="auto"/>
+        <w:widowControl/>
+      </w:pPr>
+      <w:r>
+        <w:rPr>
+          <w:color w:val="000000"/>
+        </w:rPr>
+        <w:t>3. You must make the next decision.</w:t>
+      </w:r>
+    </w:p>
+    <w:p>
+      <w:pPr>
+        <w:spacing w:before="20" w:after="80" w:line="300" w:lineRule="auto"/>
+        <w:widowControl/>
+      </w:pPr>
+      <w:r>
+        <w:rPr>
+          <w:color w:val="000000"/>
+        </w:rPr>
+        <w:t>4. Mai identified the exact problem.</w:t>
+      </w:r>
+    </w:p>
+    <w:p>
+      <w:pPr>
+        <w:spacing w:before="20" w:after="80" w:line="300" w:lineRule="auto"/>
+        <w:widowControl/>
+      </w:pPr>
+      <w:r>
+        <w:rPr>
+          <w:color w:val="000000"/>
+        </w:rPr>
+        <w:t>5. I visit that café very rarely.</w:t>
+      </w:r>
+    </w:p>
+    <w:p>
+      <w:pPr>
+        <w:spacing w:before="20" w:after="80" w:line="300" w:lineRule="auto"/>
+        <w:widowControl/>
+      </w:pPr>
+      <w:r>
+        <w:rPr>
+          <w:color w:val="000000"/>
+        </w:rPr>
+        <w:t>6. Let us stop working now.</w:t>
+      </w:r>
+    </w:p>
+    <w:p>
+      <w:pPr>
+        <w:spacing w:before="20" w:after="80" w:line="300" w:lineRule="auto"/>
+        <w:widowControl/>
+      </w:pPr>
+      <w:r>
+        <w:rPr>
+          <w:color w:val="000000"/>
+        </w:rPr>
+        <w:t>7. A joke helped everyone start talking.</w:t>
+      </w:r>
+    </w:p>
+    <w:p>
+      <w:pPr>
+        <w:spacing w:before="20" w:after="80" w:line="300" w:lineRule="auto"/>
+        <w:widowControl/>
+      </w:pPr>
+      <w:r>
+        <w:rPr>
+          <w:color w:val="000000"/>
+        </w:rPr>
+        <w:t>8. We may miss the opportunity.</w:t>
+      </w:r>
+    </w:p>
+    <w:p>
+      <w:pPr>
+        <w:spacing w:before="20" w:after="80" w:line="300" w:lineRule="auto"/>
+        <w:widowControl/>
+      </w:pPr>
+      <w:r>
+        <w:rPr>
+          <w:color w:val="000000"/>
+        </w:rPr>
+        <w:t>9. Remain calm during the interview.</w:t>
+      </w:r>
+    </w:p>
+    <w:p>
+      <w:pPr>
+        <w:spacing w:before="20" w:after="80" w:line="300" w:lineRule="auto"/>
+        <w:widowControl/>
+      </w:pPr>
+      <w:r>
+        <w:rPr>
+          <w:color w:val="000000"/>
+        </w:rPr>
+        <w:t>10. Your solution is developing correctly.</w:t>
+      </w:r>
+    </w:p>
+    <w:p>
+      <w:pPr>
+        <w:spacing w:before="240" w:after="60" w:line="300" w:lineRule="auto"/>
+        <w:widowControl/>
+        <w:keepNext/>
+      </w:pPr>
+      <w:r>
+        <w:rPr>
+          <w:color w:val="000000"/>
           <w:b/>
-        </w:rPr>
-        <w:t xml:space="preserve">PHẦN 8. TỪ TRÁI NGHĨA (10 điểm)</w:t>
-      </w:r>
-    </w:p>
-    <w:p>
-      <w:r>
-        <w:t xml:space="preserve">1. legal</w:t>
-      </w:r>
-    </w:p>
-    <w:p>
-      <w:r>
-        <w:t xml:space="preserve">2. narrow</w:t>
-      </w:r>
-    </w:p>
-    <w:p>
-      <w:r>
-        <w:t xml:space="preserve">3. optimistic</w:t>
-      </w:r>
-    </w:p>
-    <w:p>
-      <w:r>
-        <w:t xml:space="preserve">4. employer</w:t>
-      </w:r>
-    </w:p>
-    <w:p>
-      <w:r>
-        <w:t xml:space="preserve">5. lend</w:t>
-      </w:r>
-    </w:p>
-    <w:p>
-      <w:r>
-        <w:t xml:space="preserve">6. heavy</w:t>
-      </w:r>
-    </w:p>
-    <w:p>
-      <w:r>
-        <w:t xml:space="preserve">7. hard</w:t>
-      </w:r>
-    </w:p>
-    <w:p>
-      <w:r>
-        <w:t xml:space="preserve">8. right</w:t>
-      </w:r>
-    </w:p>
-    <w:p>
-      <w:r>
-        <w:t xml:space="preserve">9. old</w:t>
-      </w:r>
-    </w:p>
-    <w:p>
-      <w:r>
-        <w:t xml:space="preserve">10. clear</w:t>
-      </w:r>
-    </w:p>
-    <w:p>
-      <w:r>
-        <w:rPr>
+          <w:sz w:val="24"/>
+          <w:szCs w:val="24"/>
+        </w:rPr>
+        <w:t>PHẦN 7. TỪ ĐỒNG NGHĨA (10 điểm)</w:t>
+      </w:r>
+    </w:p>
+    <w:p>
+      <w:pPr>
+        <w:spacing w:before="0" w:after="100" w:line="300" w:lineRule="auto"/>
+        <w:widowControl/>
+      </w:pPr>
+      <w:r>
+        <w:rPr>
+          <w:color w:val="000000"/>
+          <w:i/>
+        </w:rPr>
+        <w:t>Viết một từ đồng nghĩa phù hợp cho mỗi từ đã cho.</w:t>
+      </w:r>
+    </w:p>
+    <w:p>
+      <w:pPr>
+        <w:spacing w:before="20" w:after="80" w:line="300" w:lineRule="auto"/>
+        <w:widowControl/>
+      </w:pPr>
+      <w:r>
+        <w:rPr>
+          <w:color w:val="000000"/>
+        </w:rPr>
+        <w:t>1. quick</w:t>
+      </w:r>
+    </w:p>
+    <w:p>
+      <w:pPr>
+        <w:spacing w:before="20" w:after="80" w:line="300" w:lineRule="auto"/>
+        <w:widowControl/>
+      </w:pPr>
+      <w:r>
+        <w:rPr>
+          <w:color w:val="000000"/>
+        </w:rPr>
+        <w:t>2. intelligent</w:t>
+      </w:r>
+    </w:p>
+    <w:p>
+      <w:pPr>
+        <w:spacing w:before="20" w:after="80" w:line="300" w:lineRule="auto"/>
+        <w:widowControl/>
+      </w:pPr>
+      <w:r>
+        <w:rPr>
+          <w:color w:val="000000"/>
+        </w:rPr>
+        <w:t>3. angry</w:t>
+      </w:r>
+    </w:p>
+    <w:p>
+      <w:pPr>
+        <w:spacing w:before="20" w:after="80" w:line="300" w:lineRule="auto"/>
+        <w:widowControl/>
+      </w:pPr>
+      <w:r>
+        <w:rPr>
+          <w:color w:val="000000"/>
+        </w:rPr>
+        <w:t>4. beautiful</w:t>
+      </w:r>
+    </w:p>
+    <w:p>
+      <w:pPr>
+        <w:spacing w:before="20" w:after="80" w:line="300" w:lineRule="auto"/>
+        <w:widowControl/>
+      </w:pPr>
+      <w:r>
+        <w:rPr>
+          <w:color w:val="000000"/>
+        </w:rPr>
+        <w:t>5. quiet</w:t>
+      </w:r>
+    </w:p>
+    <w:p>
+      <w:pPr>
+        <w:spacing w:before="20" w:after="80" w:line="300" w:lineRule="auto"/>
+        <w:widowControl/>
+      </w:pPr>
+      <w:r>
+        <w:rPr>
+          <w:color w:val="000000"/>
+        </w:rPr>
+        <w:t>6. large</w:t>
+      </w:r>
+    </w:p>
+    <w:p>
+      <w:pPr>
+        <w:spacing w:before="20" w:after="80" w:line="300" w:lineRule="auto"/>
+        <w:widowControl/>
+      </w:pPr>
+      <w:r>
+        <w:rPr>
+          <w:color w:val="000000"/>
+        </w:rPr>
+        <w:t>7. choose</w:t>
+      </w:r>
+    </w:p>
+    <w:p>
+      <w:pPr>
+        <w:spacing w:before="20" w:after="80" w:line="300" w:lineRule="auto"/>
+        <w:widowControl/>
+      </w:pPr>
+      <w:r>
+        <w:rPr>
+          <w:color w:val="000000"/>
+        </w:rPr>
+        <w:t>8. reply</w:t>
+      </w:r>
+    </w:p>
+    <w:p>
+      <w:pPr>
+        <w:spacing w:before="20" w:after="80" w:line="300" w:lineRule="auto"/>
+        <w:widowControl/>
+      </w:pPr>
+      <w:r>
+        <w:rPr>
+          <w:color w:val="000000"/>
+        </w:rPr>
+        <w:t>9. repair</w:t>
+      </w:r>
+    </w:p>
+    <w:p>
+      <w:pPr>
+        <w:spacing w:before="20" w:after="80" w:line="300" w:lineRule="auto"/>
+        <w:widowControl/>
+      </w:pPr>
+      <w:r>
+        <w:rPr>
+          <w:color w:val="000000"/>
+        </w:rPr>
+        <w:t>10. safe</w:t>
+      </w:r>
+    </w:p>
+    <w:p>
+      <w:pPr>
+        <w:spacing w:before="240" w:after="60" w:line="300" w:lineRule="auto"/>
+        <w:widowControl/>
+        <w:keepNext/>
+      </w:pPr>
+      <w:r>
+        <w:rPr>
+          <w:color w:val="000000"/>
           <w:b/>
-        </w:rPr>
-        <w:t xml:space="preserve">PHẦN 9. ĐỌC HIỂU (10 điểm)</w:t>
-      </w:r>
-    </w:p>
-    <w:p>
-      <w:r>
-        <w:t xml:space="preserve">Our team was working against a tight deadline. We conducted research and drew a useful conclusion, but one major problem remained. Nam hit the nail on the head when he noticed an incorrect figure. We fixed it in the nick of time. The client said that we were on the right track and gave us valuable advice. After making the final changes, we decided to call it a day. Everyone was tired but over the moon about the result.</w:t>
-      </w:r>
-    </w:p>
-    <w:p>
-      <w:r>
-        <w:t xml:space="preserve">1. What kind of deadline did they have? 2. What did they conduct? 3. Who found the problem? 4. When was it fixed? 5. How did everyone feel?</w:t>
-      </w:r>
-    </w:p>
-    <w:p>
-      <w:r>
-        <w:rPr>
+          <w:sz w:val="24"/>
+          <w:szCs w:val="24"/>
+        </w:rPr>
+        <w:t>PHẦN 8. TỪ TRÁI NGHĨA (10 điểm)</w:t>
+      </w:r>
+    </w:p>
+    <w:p>
+      <w:pPr>
+        <w:spacing w:before="0" w:after="100" w:line="300" w:lineRule="auto"/>
+        <w:widowControl/>
+      </w:pPr>
+      <w:r>
+        <w:rPr>
+          <w:color w:val="000000"/>
+          <w:i/>
+        </w:rPr>
+        <w:t>Viết một từ trái nghĩa phù hợp cho mỗi từ đã cho.</w:t>
+      </w:r>
+    </w:p>
+    <w:p>
+      <w:pPr>
+        <w:spacing w:before="20" w:after="80" w:line="300" w:lineRule="auto"/>
+        <w:widowControl/>
+      </w:pPr>
+      <w:r>
+        <w:rPr>
+          <w:color w:val="000000"/>
+        </w:rPr>
+        <w:t>1. legal</w:t>
+      </w:r>
+    </w:p>
+    <w:p>
+      <w:pPr>
+        <w:spacing w:before="20" w:after="80" w:line="300" w:lineRule="auto"/>
+        <w:widowControl/>
+      </w:pPr>
+      <w:r>
+        <w:rPr>
+          <w:color w:val="000000"/>
+        </w:rPr>
+        <w:t>2. narrow</w:t>
+      </w:r>
+    </w:p>
+    <w:p>
+      <w:pPr>
+        <w:spacing w:before="20" w:after="80" w:line="300" w:lineRule="auto"/>
+        <w:widowControl/>
+      </w:pPr>
+      <w:r>
+        <w:rPr>
+          <w:color w:val="000000"/>
+        </w:rPr>
+        <w:t>3. optimistic</w:t>
+      </w:r>
+    </w:p>
+    <w:p>
+      <w:pPr>
+        <w:spacing w:before="20" w:after="80" w:line="300" w:lineRule="auto"/>
+        <w:widowControl/>
+      </w:pPr>
+      <w:r>
+        <w:rPr>
+          <w:color w:val="000000"/>
+        </w:rPr>
+        <w:t>4. employer</w:t>
+      </w:r>
+    </w:p>
+    <w:p>
+      <w:pPr>
+        <w:spacing w:before="20" w:after="80" w:line="300" w:lineRule="auto"/>
+        <w:widowControl/>
+      </w:pPr>
+      <w:r>
+        <w:rPr>
+          <w:color w:val="000000"/>
+        </w:rPr>
+        <w:t>5. lend</w:t>
+      </w:r>
+    </w:p>
+    <w:p>
+      <w:pPr>
+        <w:spacing w:before="20" w:after="80" w:line="300" w:lineRule="auto"/>
+        <w:widowControl/>
+      </w:pPr>
+      <w:r>
+        <w:rPr>
+          <w:color w:val="000000"/>
+        </w:rPr>
+        <w:t>6. heavy</w:t>
+      </w:r>
+    </w:p>
+    <w:p>
+      <w:pPr>
+        <w:spacing w:before="20" w:after="80" w:line="300" w:lineRule="auto"/>
+        <w:widowControl/>
+      </w:pPr>
+      <w:r>
+        <w:rPr>
+          <w:color w:val="000000"/>
+        </w:rPr>
+        <w:t>7. hard</w:t>
+      </w:r>
+    </w:p>
+    <w:p>
+      <w:pPr>
+        <w:spacing w:before="20" w:after="80" w:line="300" w:lineRule="auto"/>
+        <w:widowControl/>
+      </w:pPr>
+      <w:r>
+        <w:rPr>
+          <w:color w:val="000000"/>
+        </w:rPr>
+        <w:t>8. right</w:t>
+      </w:r>
+    </w:p>
+    <w:p>
+      <w:pPr>
+        <w:spacing w:before="20" w:after="80" w:line="300" w:lineRule="auto"/>
+        <w:widowControl/>
+      </w:pPr>
+      <w:r>
+        <w:rPr>
+          <w:color w:val="000000"/>
+        </w:rPr>
+        <w:t>9. old</w:t>
+      </w:r>
+    </w:p>
+    <w:p>
+      <w:pPr>
+        <w:spacing w:before="20" w:after="80" w:line="300" w:lineRule="auto"/>
+        <w:widowControl/>
+      </w:pPr>
+      <w:r>
+        <w:rPr>
+          <w:color w:val="000000"/>
+        </w:rPr>
+        <w:t>10. clear</w:t>
+      </w:r>
+    </w:p>
+    <w:p>
+      <w:pPr>
+        <w:spacing w:before="240" w:after="60" w:line="300" w:lineRule="auto"/>
+        <w:widowControl/>
+        <w:keepNext/>
+      </w:pPr>
+      <w:r>
+        <w:rPr>
+          <w:color w:val="000000"/>
           <w:b/>
-        </w:rPr>
-        <w:t xml:space="preserve">PHẦN 10. VIẾT (10 điểm)</w:t>
-      </w:r>
-    </w:p>
-    <w:p>
-      <w:r>
-        <w:t xml:space="preserve">Viết 90–110 từ về quá trình hoàn thành một nhiệm vụ nhóm. Vận dụng collocations, idioms và từ đồng nghĩa–trái nghĩa tự nhiên.</w:t>
-      </w:r>
-    </w:p>
-    <w:p>
-      <w:r>
-        <w:rPr>
+          <w:sz w:val="24"/>
+          <w:szCs w:val="24"/>
+        </w:rPr>
+        <w:t>PHẦN 9. ĐỌC HIỂU (10 điểm)</w:t>
+      </w:r>
+    </w:p>
+    <w:p>
+      <w:pPr>
+        <w:spacing w:before="0" w:after="100" w:line="300" w:lineRule="auto"/>
+        <w:widowControl/>
+      </w:pPr>
+      <w:r>
+        <w:rPr>
+          <w:color w:val="000000"/>
+          <w:i/>
+        </w:rPr>
+        <w:t>Đọc đoạn văn, sau đó trả lời ngắn gọn 5 câu hỏi.</w:t>
+      </w:r>
+    </w:p>
+    <w:p>
+      <w:pPr>
+        <w:spacing w:before="20" w:after="110" w:line="320" w:lineRule="auto"/>
+        <w:widowControl/>
+      </w:pPr>
+      <w:r>
+        <w:rPr>
+          <w:color w:val="000000"/>
+        </w:rPr>
+        <w:t>Our team was working against a tight deadline. We conducted research and drew a useful conclusion, but one major problem remained.</w:t>
+      </w:r>
+    </w:p>
+    <w:p>
+      <w:pPr>
+        <w:spacing w:before="20" w:after="110" w:line="320" w:lineRule="auto"/>
+        <w:widowControl/>
+      </w:pPr>
+      <w:r>
+        <w:rPr>
+          <w:color w:val="000000"/>
+        </w:rPr>
+        <w:t>Nam hit the nail on the head when he noticed an incorrect figure. We fixed it in the nick of time. The client said that we were on the right track and gave us valuable advice.</w:t>
+      </w:r>
+    </w:p>
+    <w:p>
+      <w:pPr>
+        <w:spacing w:before="20" w:after="110" w:line="320" w:lineRule="auto"/>
+        <w:widowControl/>
+      </w:pPr>
+      <w:r>
+        <w:rPr>
+          <w:color w:val="000000"/>
+        </w:rPr>
+        <w:t>After making the final changes, we decided to call it a day. Everyone was tired but over the moon about the result.</w:t>
+      </w:r>
+    </w:p>
+    <w:p>
+      <w:pPr>
+        <w:spacing w:before="20" w:after="90" w:line="300" w:lineRule="auto"/>
+        <w:widowControl/>
+      </w:pPr>
+      <w:r>
+        <w:rPr>
+          <w:color w:val="000000"/>
+        </w:rPr>
+        <w:t>1. What kind of deadline did they have?</w:t>
+      </w:r>
+    </w:p>
+    <w:p>
+      <w:pPr>
+        <w:spacing w:before="20" w:after="90" w:line="300" w:lineRule="auto"/>
+        <w:widowControl/>
+      </w:pPr>
+      <w:r>
+        <w:rPr>
+          <w:color w:val="000000"/>
+        </w:rPr>
+        <w:t>2. What did they conduct?</w:t>
+      </w:r>
+    </w:p>
+    <w:p>
+      <w:pPr>
+        <w:spacing w:before="20" w:after="90" w:line="300" w:lineRule="auto"/>
+        <w:widowControl/>
+      </w:pPr>
+      <w:r>
+        <w:rPr>
+          <w:color w:val="000000"/>
+        </w:rPr>
+        <w:t>3. Who found the problem?</w:t>
+      </w:r>
+    </w:p>
+    <w:p>
+      <w:pPr>
+        <w:spacing w:before="20" w:after="90" w:line="300" w:lineRule="auto"/>
+        <w:widowControl/>
+      </w:pPr>
+      <w:r>
+        <w:rPr>
+          <w:color w:val="000000"/>
+        </w:rPr>
+        <w:t>4. When was it fixed?</w:t>
+      </w:r>
+    </w:p>
+    <w:p>
+      <w:pPr>
+        <w:spacing w:before="20" w:after="90" w:line="300" w:lineRule="auto"/>
+        <w:widowControl/>
+      </w:pPr>
+      <w:r>
+        <w:rPr>
+          <w:color w:val="000000"/>
+        </w:rPr>
+        <w:t>5. How did everyone feel?</w:t>
+      </w:r>
+    </w:p>
+    <w:p>
+      <w:pPr>
+        <w:spacing w:before="240" w:after="60" w:line="300" w:lineRule="auto"/>
+        <w:widowControl/>
+        <w:keepNext/>
+      </w:pPr>
+      <w:r>
+        <w:rPr>
+          <w:color w:val="000000"/>
           <w:b/>
-        </w:rPr>
-        <w:t xml:space="preserve">ĐÁP ÁN – ĐỀ 2</w:t>
-      </w:r>
-    </w:p>
-    <w:p>
-      <w:r>
-        <w:rPr>
+          <w:sz w:val="24"/>
+          <w:szCs w:val="24"/>
+        </w:rPr>
+        <w:t>PHẦN 10. VIẾT (10 điểm)</w:t>
+      </w:r>
+    </w:p>
+    <w:p>
+      <w:pPr>
+        <w:spacing w:before="0" w:after="100" w:line="300" w:lineRule="auto"/>
+        <w:widowControl/>
+      </w:pPr>
+      <w:r>
+        <w:rPr>
+          <w:color w:val="000000"/>
+          <w:i/>
+        </w:rPr>
+        <w:t>Viết theo yêu cầu; chú ý độ dài và sử dụng từ vựng phù hợp với ngữ cảnh.</w:t>
+      </w:r>
+    </w:p>
+    <w:p>
+      <w:pPr>
+        <w:spacing w:before="20" w:after="150" w:line="320" w:lineRule="auto"/>
+        <w:widowControl/>
+      </w:pPr>
+      <w:r>
+        <w:rPr>
+          <w:color w:val="000000"/>
+        </w:rPr>
+        <w:t>Viết 90–110 từ về quá trình hoàn thành một nhiệm vụ nhóm. Vận dụng collocations, idioms và từ đồng nghĩa–trái nghĩa tự nhiên.</w:t>
+      </w:r>
+    </w:p>
+    <w:p>
+      <w:pPr>
+        <w:spacing w:before="0" w:after="230" w:line="320" w:lineRule="auto"/>
+        <w:widowControl/>
+        <w:jc w:val="center"/>
+      </w:pPr>
+      <w:r>
+        <w:rPr>
+          <w:color w:val="000000"/>
+        </w:rPr>
+        <w:br w:type="page"/>
+      </w:r>
+      <w:r>
+        <w:rPr>
+          <w:color w:val="000000"/>
           <w:b/>
-        </w:rPr>
-        <w:t xml:space="preserve">PHẦN 1: 1. make; 2. give; 3. gain; 4. meet; 5. draw / reach; 6. make; 7. do; 8. take / have; 9. make; 10. take</w:t>
-      </w:r>
-    </w:p>
-    <w:p>
-      <w:r>
-        <w:rPr>
+          <w:sz w:val="28"/>
+          <w:szCs w:val="28"/>
+        </w:rPr>
+        <w:t>ĐÁP ÁN</w:t>
+      </w:r>
+    </w:p>
+    <w:p>
+      <w:pPr>
+        <w:spacing w:before="220" w:after="60" w:line="300" w:lineRule="auto"/>
+        <w:widowControl/>
+        <w:keepNext/>
+      </w:pPr>
+      <w:r>
+        <w:rPr>
+          <w:color w:val="000000"/>
           <w:b/>
-        </w:rPr>
-        <w:t xml:space="preserve">PHẦN 2: 1. A; 2. A; 3. A; 4. A; 5. A; 6. A; 7. B; 8. A; 9. A; 10. A</w:t>
-      </w:r>
-    </w:p>
-    <w:p>
-      <w:r>
-        <w:rPr>
+          <w:sz w:val="24"/>
+          <w:szCs w:val="24"/>
+        </w:rPr>
+        <w:t>PHẦN 1</w:t>
+      </w:r>
+    </w:p>
+    <w:p>
+      <w:pPr>
+        <w:spacing w:before="0" w:after="90" w:line="300" w:lineRule="auto"/>
+        <w:widowControl/>
+      </w:pPr>
+      <w:r>
+        <w:rPr>
+          <w:color w:val="000000"/>
+        </w:rPr>
+        <w:t>Câu 1: make</w:t>
+      </w:r>
+    </w:p>
+    <w:p>
+      <w:pPr>
+        <w:spacing w:before="0" w:after="90" w:line="300" w:lineRule="auto"/>
+        <w:widowControl/>
+      </w:pPr>
+      <w:r>
+        <w:rPr>
+          <w:color w:val="000000"/>
+        </w:rPr>
+        <w:t>Câu 2: give</w:t>
+      </w:r>
+    </w:p>
+    <w:p>
+      <w:pPr>
+        <w:spacing w:before="0" w:after="90" w:line="300" w:lineRule="auto"/>
+        <w:widowControl/>
+      </w:pPr>
+      <w:r>
+        <w:rPr>
+          <w:color w:val="000000"/>
+        </w:rPr>
+        <w:t>Câu 3: gain</w:t>
+      </w:r>
+    </w:p>
+    <w:p>
+      <w:pPr>
+        <w:spacing w:before="0" w:after="90" w:line="300" w:lineRule="auto"/>
+        <w:widowControl/>
+      </w:pPr>
+      <w:r>
+        <w:rPr>
+          <w:color w:val="000000"/>
+        </w:rPr>
+        <w:t>Câu 4: meet</w:t>
+      </w:r>
+    </w:p>
+    <w:p>
+      <w:pPr>
+        <w:spacing w:before="0" w:after="90" w:line="300" w:lineRule="auto"/>
+        <w:widowControl/>
+      </w:pPr>
+      <w:r>
+        <w:rPr>
+          <w:color w:val="000000"/>
+        </w:rPr>
+        <w:t>Câu 5: draw / reach</w:t>
+      </w:r>
+    </w:p>
+    <w:p>
+      <w:pPr>
+        <w:spacing w:before="0" w:after="90" w:line="300" w:lineRule="auto"/>
+        <w:widowControl/>
+      </w:pPr>
+      <w:r>
+        <w:rPr>
+          <w:color w:val="000000"/>
+        </w:rPr>
+        <w:t>Câu 6: make</w:t>
+      </w:r>
+    </w:p>
+    <w:p>
+      <w:pPr>
+        <w:spacing w:before="0" w:after="90" w:line="300" w:lineRule="auto"/>
+        <w:widowControl/>
+      </w:pPr>
+      <w:r>
+        <w:rPr>
+          <w:color w:val="000000"/>
+        </w:rPr>
+        <w:t>Câu 7: do</w:t>
+      </w:r>
+    </w:p>
+    <w:p>
+      <w:pPr>
+        <w:spacing w:before="0" w:after="90" w:line="300" w:lineRule="auto"/>
+        <w:widowControl/>
+      </w:pPr>
+      <w:r>
+        <w:rPr>
+          <w:color w:val="000000"/>
+        </w:rPr>
+        <w:t>Câu 8: take / have</w:t>
+      </w:r>
+    </w:p>
+    <w:p>
+      <w:pPr>
+        <w:spacing w:before="0" w:after="90" w:line="300" w:lineRule="auto"/>
+        <w:widowControl/>
+      </w:pPr>
+      <w:r>
+        <w:rPr>
+          <w:color w:val="000000"/>
+        </w:rPr>
+        <w:t>Câu 9: make</w:t>
+      </w:r>
+    </w:p>
+    <w:p>
+      <w:pPr>
+        <w:spacing w:before="0" w:after="90" w:line="300" w:lineRule="auto"/>
+        <w:widowControl/>
+      </w:pPr>
+      <w:r>
+        <w:rPr>
+          <w:color w:val="000000"/>
+        </w:rPr>
+        <w:t>Câu 10: take</w:t>
+      </w:r>
+    </w:p>
+    <w:p>
+      <w:pPr>
+        <w:spacing w:before="220" w:after="60" w:line="300" w:lineRule="auto"/>
+        <w:widowControl/>
+        <w:keepNext/>
+      </w:pPr>
+      <w:r>
+        <w:rPr>
+          <w:color w:val="000000"/>
           <w:b/>
-        </w:rPr>
-        <w:t xml:space="preserve">PHẦN 3: 1. Nam took an exam yesterday.; 2. The company achieved great success.; 3. She did her best.; 4. We had a discussion.; 5. He has a close relationship with his manager.; 6. Please do your homework.; 7. They made a decision quickly.; 8. We must meet the deadline.; 9. She gave me useful advice.; 10. Correct</w:t>
-      </w:r>
-    </w:p>
-    <w:p>
-      <w:r>
-        <w:rPr>
+          <w:sz w:val="24"/>
+          <w:szCs w:val="24"/>
+        </w:rPr>
+        <w:t>PHẦN 2</w:t>
+      </w:r>
+    </w:p>
+    <w:p>
+      <w:pPr>
+        <w:spacing w:before="0" w:after="90" w:line="300" w:lineRule="auto"/>
+        <w:widowControl/>
+      </w:pPr>
+      <w:r>
+        <w:rPr>
+          <w:color w:val="000000"/>
+        </w:rPr>
+        <w:t>Câu 1: A</w:t>
+      </w:r>
+    </w:p>
+    <w:p>
+      <w:pPr>
+        <w:spacing w:before="0" w:after="90" w:line="300" w:lineRule="auto"/>
+        <w:widowControl/>
+      </w:pPr>
+      <w:r>
+        <w:rPr>
+          <w:color w:val="000000"/>
+        </w:rPr>
+        <w:t>Câu 2: A</w:t>
+      </w:r>
+    </w:p>
+    <w:p>
+      <w:pPr>
+        <w:spacing w:before="0" w:after="90" w:line="300" w:lineRule="auto"/>
+        <w:widowControl/>
+      </w:pPr>
+      <w:r>
+        <w:rPr>
+          <w:color w:val="000000"/>
+        </w:rPr>
+        <w:t>Câu 3: A</w:t>
+      </w:r>
+    </w:p>
+    <w:p>
+      <w:pPr>
+        <w:spacing w:before="0" w:after="90" w:line="300" w:lineRule="auto"/>
+        <w:widowControl/>
+      </w:pPr>
+      <w:r>
+        <w:rPr>
+          <w:color w:val="000000"/>
+        </w:rPr>
+        <w:t>Câu 4: A</w:t>
+      </w:r>
+    </w:p>
+    <w:p>
+      <w:pPr>
+        <w:spacing w:before="0" w:after="90" w:line="300" w:lineRule="auto"/>
+        <w:widowControl/>
+      </w:pPr>
+      <w:r>
+        <w:rPr>
+          <w:color w:val="000000"/>
+        </w:rPr>
+        <w:t>Câu 5: A</w:t>
+      </w:r>
+    </w:p>
+    <w:p>
+      <w:pPr>
+        <w:spacing w:before="0" w:after="90" w:line="300" w:lineRule="auto"/>
+        <w:widowControl/>
+      </w:pPr>
+      <w:r>
+        <w:rPr>
+          <w:color w:val="000000"/>
+        </w:rPr>
+        <w:t>Câu 6: A</w:t>
+      </w:r>
+    </w:p>
+    <w:p>
+      <w:pPr>
+        <w:spacing w:before="0" w:after="90" w:line="300" w:lineRule="auto"/>
+        <w:widowControl/>
+      </w:pPr>
+      <w:r>
+        <w:rPr>
+          <w:color w:val="000000"/>
+        </w:rPr>
+        <w:t>Câu 7: B</w:t>
+      </w:r>
+    </w:p>
+    <w:p>
+      <w:pPr>
+        <w:spacing w:before="0" w:after="90" w:line="300" w:lineRule="auto"/>
+        <w:widowControl/>
+      </w:pPr>
+      <w:r>
+        <w:rPr>
+          <w:color w:val="000000"/>
+        </w:rPr>
+        <w:t>Câu 8: A</w:t>
+      </w:r>
+    </w:p>
+    <w:p>
+      <w:pPr>
+        <w:spacing w:before="0" w:after="90" w:line="300" w:lineRule="auto"/>
+        <w:widowControl/>
+      </w:pPr>
+      <w:r>
+        <w:rPr>
+          <w:color w:val="000000"/>
+        </w:rPr>
+        <w:t>Câu 9: A</w:t>
+      </w:r>
+    </w:p>
+    <w:p>
+      <w:pPr>
+        <w:spacing w:before="0" w:after="90" w:line="300" w:lineRule="auto"/>
+        <w:widowControl/>
+      </w:pPr>
+      <w:r>
+        <w:rPr>
+          <w:color w:val="000000"/>
+        </w:rPr>
+        <w:t>Câu 10: A</w:t>
+      </w:r>
+    </w:p>
+    <w:p>
+      <w:pPr>
+        <w:spacing w:before="220" w:after="60" w:line="300" w:lineRule="auto"/>
+        <w:widowControl/>
+        <w:keepNext/>
+      </w:pPr>
+      <w:r>
+        <w:rPr>
+          <w:color w:val="000000"/>
           <w:b/>
-        </w:rPr>
-        <w:t xml:space="preserve">PHẦN 4: 1. reveal a secret; 2. stop working for the day; 3. making good progress; 4. miss an opportunity; 5. remain calm; 6. identify the exact point; 7. just before it is too late; 8. start again; 9. it is your turn to decide; 10. extremely happy</w:t>
-      </w:r>
-    </w:p>
-    <w:p>
-      <w:r>
-        <w:rPr>
+          <w:sz w:val="24"/>
+          <w:szCs w:val="24"/>
+        </w:rPr>
+        <w:t>PHẦN 3</w:t>
+      </w:r>
+    </w:p>
+    <w:p>
+      <w:pPr>
+        <w:spacing w:before="0" w:after="90" w:line="300" w:lineRule="auto"/>
+        <w:widowControl/>
+      </w:pPr>
+      <w:r>
+        <w:rPr>
+          <w:color w:val="000000"/>
+        </w:rPr>
+        <w:t>Câu 1: Nam took an exam yesterday.</w:t>
+      </w:r>
+    </w:p>
+    <w:p>
+      <w:pPr>
+        <w:spacing w:before="0" w:after="90" w:line="300" w:lineRule="auto"/>
+        <w:widowControl/>
+      </w:pPr>
+      <w:r>
+        <w:rPr>
+          <w:color w:val="000000"/>
+        </w:rPr>
+        <w:t>Câu 2: The company achieved great success.</w:t>
+      </w:r>
+    </w:p>
+    <w:p>
+      <w:pPr>
+        <w:spacing w:before="0" w:after="90" w:line="300" w:lineRule="auto"/>
+        <w:widowControl/>
+      </w:pPr>
+      <w:r>
+        <w:rPr>
+          <w:color w:val="000000"/>
+        </w:rPr>
+        <w:t>Câu 3: She did her best.</w:t>
+      </w:r>
+    </w:p>
+    <w:p>
+      <w:pPr>
+        <w:spacing w:before="0" w:after="90" w:line="300" w:lineRule="auto"/>
+        <w:widowControl/>
+      </w:pPr>
+      <w:r>
+        <w:rPr>
+          <w:color w:val="000000"/>
+        </w:rPr>
+        <w:t>Câu 4: We had a discussion.</w:t>
+      </w:r>
+    </w:p>
+    <w:p>
+      <w:pPr>
+        <w:spacing w:before="0" w:after="90" w:line="300" w:lineRule="auto"/>
+        <w:widowControl/>
+      </w:pPr>
+      <w:r>
+        <w:rPr>
+          <w:color w:val="000000"/>
+        </w:rPr>
+        <w:t>Câu 5: He has a close relationship with his manager.</w:t>
+      </w:r>
+    </w:p>
+    <w:p>
+      <w:pPr>
+        <w:spacing w:before="0" w:after="90" w:line="300" w:lineRule="auto"/>
+        <w:widowControl/>
+      </w:pPr>
+      <w:r>
+        <w:rPr>
+          <w:color w:val="000000"/>
+        </w:rPr>
+        <w:t>Câu 6: Please do your homework.</w:t>
+      </w:r>
+    </w:p>
+    <w:p>
+      <w:pPr>
+        <w:spacing w:before="0" w:after="90" w:line="300" w:lineRule="auto"/>
+        <w:widowControl/>
+      </w:pPr>
+      <w:r>
+        <w:rPr>
+          <w:color w:val="000000"/>
+        </w:rPr>
+        <w:t>Câu 7: They made a decision quickly.</w:t>
+      </w:r>
+    </w:p>
+    <w:p>
+      <w:pPr>
+        <w:spacing w:before="0" w:after="90" w:line="300" w:lineRule="auto"/>
+        <w:widowControl/>
+      </w:pPr>
+      <w:r>
+        <w:rPr>
+          <w:color w:val="000000"/>
+        </w:rPr>
+        <w:t>Câu 8: We must meet the deadline.</w:t>
+      </w:r>
+    </w:p>
+    <w:p>
+      <w:pPr>
+        <w:spacing w:before="0" w:after="90" w:line="300" w:lineRule="auto"/>
+        <w:widowControl/>
+      </w:pPr>
+      <w:r>
+        <w:rPr>
+          <w:color w:val="000000"/>
+        </w:rPr>
+        <w:t>Câu 9: She gave me useful advice.</w:t>
+      </w:r>
+    </w:p>
+    <w:p>
+      <w:pPr>
+        <w:spacing w:before="0" w:after="90" w:line="300" w:lineRule="auto"/>
+        <w:widowControl/>
+      </w:pPr>
+      <w:r>
+        <w:rPr>
+          <w:color w:val="000000"/>
+        </w:rPr>
+        <w:t>Câu 10: Correct</w:t>
+      </w:r>
+    </w:p>
+    <w:p>
+      <w:pPr>
+        <w:spacing w:before="220" w:after="60" w:line="300" w:lineRule="auto"/>
+        <w:widowControl/>
+        <w:keepNext/>
+      </w:pPr>
+      <w:r>
+        <w:rPr>
+          <w:color w:val="000000"/>
           <w:b/>
-        </w:rPr>
-        <w:t xml:space="preserve">PHẦN 5: 1. head; 2. on; 3. time; 4. one; 5. court; 6. leg; 7. day; 8. cool; 9. boat; 10. moon</w:t>
-      </w:r>
-    </w:p>
-    <w:p>
-      <w:r>
-        <w:rPr>
+          <w:sz w:val="24"/>
+          <w:szCs w:val="24"/>
+        </w:rPr>
+        <w:t>PHẦN 4</w:t>
+      </w:r>
+    </w:p>
+    <w:p>
+      <w:pPr>
+        <w:spacing w:before="0" w:after="90" w:line="300" w:lineRule="auto"/>
+        <w:widowControl/>
+      </w:pPr>
+      <w:r>
+        <w:rPr>
+          <w:color w:val="000000"/>
+        </w:rPr>
+        <w:t>Câu 1: reveal a secret</w:t>
+      </w:r>
+    </w:p>
+    <w:p>
+      <w:pPr>
+        <w:spacing w:before="0" w:after="90" w:line="300" w:lineRule="auto"/>
+        <w:widowControl/>
+      </w:pPr>
+      <w:r>
+        <w:rPr>
+          <w:color w:val="000000"/>
+        </w:rPr>
+        <w:t>Câu 2: stop working for the day</w:t>
+      </w:r>
+    </w:p>
+    <w:p>
+      <w:pPr>
+        <w:spacing w:before="0" w:after="90" w:line="300" w:lineRule="auto"/>
+        <w:widowControl/>
+      </w:pPr>
+      <w:r>
+        <w:rPr>
+          <w:color w:val="000000"/>
+        </w:rPr>
+        <w:t>Câu 3: making good progress</w:t>
+      </w:r>
+    </w:p>
+    <w:p>
+      <w:pPr>
+        <w:spacing w:before="0" w:after="90" w:line="300" w:lineRule="auto"/>
+        <w:widowControl/>
+      </w:pPr>
+      <w:r>
+        <w:rPr>
+          <w:color w:val="000000"/>
+        </w:rPr>
+        <w:t>Câu 4: miss an opportunity</w:t>
+      </w:r>
+    </w:p>
+    <w:p>
+      <w:pPr>
+        <w:spacing w:before="0" w:after="90" w:line="300" w:lineRule="auto"/>
+        <w:widowControl/>
+      </w:pPr>
+      <w:r>
+        <w:rPr>
+          <w:color w:val="000000"/>
+        </w:rPr>
+        <w:t>Câu 5: remain calm</w:t>
+      </w:r>
+    </w:p>
+    <w:p>
+      <w:pPr>
+        <w:spacing w:before="0" w:after="90" w:line="300" w:lineRule="auto"/>
+        <w:widowControl/>
+      </w:pPr>
+      <w:r>
+        <w:rPr>
+          <w:color w:val="000000"/>
+        </w:rPr>
+        <w:t>Câu 6: identify the exact point</w:t>
+      </w:r>
+    </w:p>
+    <w:p>
+      <w:pPr>
+        <w:spacing w:before="0" w:after="90" w:line="300" w:lineRule="auto"/>
+        <w:widowControl/>
+      </w:pPr>
+      <w:r>
+        <w:rPr>
+          <w:color w:val="000000"/>
+        </w:rPr>
+        <w:t>Câu 7: just before it is too late</w:t>
+      </w:r>
+    </w:p>
+    <w:p>
+      <w:pPr>
+        <w:spacing w:before="0" w:after="90" w:line="300" w:lineRule="auto"/>
+        <w:widowControl/>
+      </w:pPr>
+      <w:r>
+        <w:rPr>
+          <w:color w:val="000000"/>
+        </w:rPr>
+        <w:t>Câu 8: start again</w:t>
+      </w:r>
+    </w:p>
+    <w:p>
+      <w:pPr>
+        <w:spacing w:before="0" w:after="90" w:line="300" w:lineRule="auto"/>
+        <w:widowControl/>
+      </w:pPr>
+      <w:r>
+        <w:rPr>
+          <w:color w:val="000000"/>
+        </w:rPr>
+        <w:t>Câu 9: it is your turn to decide</w:t>
+      </w:r>
+    </w:p>
+    <w:p>
+      <w:pPr>
+        <w:spacing w:before="0" w:after="90" w:line="300" w:lineRule="auto"/>
+        <w:widowControl/>
+      </w:pPr>
+      <w:r>
+        <w:rPr>
+          <w:color w:val="000000"/>
+        </w:rPr>
+        <w:t>Câu 10: extremely happy</w:t>
+      </w:r>
+    </w:p>
+    <w:p>
+      <w:pPr>
+        <w:spacing w:before="220" w:after="60" w:line="300" w:lineRule="auto"/>
+        <w:widowControl/>
+        <w:keepNext/>
+      </w:pPr>
+      <w:r>
+        <w:rPr>
+          <w:color w:val="000000"/>
           <w:b/>
-        </w:rPr>
-        <w:t xml:space="preserve">PHẦN 6: 1. cost an arm and a leg; 2. back to square one; 3. the ball is in your court; 4. hit the nail on the head; 5. once in a blue moon; 6. call it a day; 7. broke the ice; 8. miss the boat; 9. keep your cool; 10. on the right track</w:t>
-      </w:r>
-    </w:p>
-    <w:p>
-      <w:r>
-        <w:rPr>
+          <w:sz w:val="24"/>
+          <w:szCs w:val="24"/>
+        </w:rPr>
+        <w:t>PHẦN 5</w:t>
+      </w:r>
+    </w:p>
+    <w:p>
+      <w:pPr>
+        <w:spacing w:before="0" w:after="90" w:line="300" w:lineRule="auto"/>
+        <w:widowControl/>
+      </w:pPr>
+      <w:r>
+        <w:rPr>
+          <w:color w:val="000000"/>
+        </w:rPr>
+        <w:t>Câu 1: head</w:t>
+      </w:r>
+    </w:p>
+    <w:p>
+      <w:pPr>
+        <w:spacing w:before="0" w:after="90" w:line="300" w:lineRule="auto"/>
+        <w:widowControl/>
+      </w:pPr>
+      <w:r>
+        <w:rPr>
+          <w:color w:val="000000"/>
+        </w:rPr>
+        <w:t>Câu 2: on</w:t>
+      </w:r>
+    </w:p>
+    <w:p>
+      <w:pPr>
+        <w:spacing w:before="0" w:after="90" w:line="300" w:lineRule="auto"/>
+        <w:widowControl/>
+      </w:pPr>
+      <w:r>
+        <w:rPr>
+          <w:color w:val="000000"/>
+        </w:rPr>
+        <w:t>Câu 3: time</w:t>
+      </w:r>
+    </w:p>
+    <w:p>
+      <w:pPr>
+        <w:spacing w:before="0" w:after="90" w:line="300" w:lineRule="auto"/>
+        <w:widowControl/>
+      </w:pPr>
+      <w:r>
+        <w:rPr>
+          <w:color w:val="000000"/>
+        </w:rPr>
+        <w:t>Câu 4: one</w:t>
+      </w:r>
+    </w:p>
+    <w:p>
+      <w:pPr>
+        <w:spacing w:before="0" w:after="90" w:line="300" w:lineRule="auto"/>
+        <w:widowControl/>
+      </w:pPr>
+      <w:r>
+        <w:rPr>
+          <w:color w:val="000000"/>
+        </w:rPr>
+        <w:t>Câu 5: court</w:t>
+      </w:r>
+    </w:p>
+    <w:p>
+      <w:pPr>
+        <w:spacing w:before="0" w:after="90" w:line="300" w:lineRule="auto"/>
+        <w:widowControl/>
+      </w:pPr>
+      <w:r>
+        <w:rPr>
+          <w:color w:val="000000"/>
+        </w:rPr>
+        <w:t>Câu 6: leg</w:t>
+      </w:r>
+    </w:p>
+    <w:p>
+      <w:pPr>
+        <w:spacing w:before="0" w:after="90" w:line="300" w:lineRule="auto"/>
+        <w:widowControl/>
+      </w:pPr>
+      <w:r>
+        <w:rPr>
+          <w:color w:val="000000"/>
+        </w:rPr>
+        <w:t>Câu 7: day</w:t>
+      </w:r>
+    </w:p>
+    <w:p>
+      <w:pPr>
+        <w:spacing w:before="0" w:after="90" w:line="300" w:lineRule="auto"/>
+        <w:widowControl/>
+      </w:pPr>
+      <w:r>
+        <w:rPr>
+          <w:color w:val="000000"/>
+        </w:rPr>
+        <w:t>Câu 8: cool</w:t>
+      </w:r>
+    </w:p>
+    <w:p>
+      <w:pPr>
+        <w:spacing w:before="0" w:after="90" w:line="300" w:lineRule="auto"/>
+        <w:widowControl/>
+      </w:pPr>
+      <w:r>
+        <w:rPr>
+          <w:color w:val="000000"/>
+        </w:rPr>
+        <w:t>Câu 9: boat</w:t>
+      </w:r>
+    </w:p>
+    <w:p>
+      <w:pPr>
+        <w:spacing w:before="0" w:after="90" w:line="300" w:lineRule="auto"/>
+        <w:widowControl/>
+      </w:pPr>
+      <w:r>
+        <w:rPr>
+          <w:color w:val="000000"/>
+        </w:rPr>
+        <w:t>Câu 10: moon</w:t>
+      </w:r>
+    </w:p>
+    <w:p>
+      <w:pPr>
+        <w:spacing w:before="220" w:after="60" w:line="300" w:lineRule="auto"/>
+        <w:widowControl/>
+        <w:keepNext/>
+      </w:pPr>
+      <w:r>
+        <w:rPr>
+          <w:color w:val="000000"/>
           <w:b/>
-        </w:rPr>
-        <w:t xml:space="preserve">PHẦN 7: 1. rapid; 2. clever; 3. furious; 4. attractive; 5. silent; 6. big; 7. select; 8. answer; 9. fix; 10. secure</w:t>
-      </w:r>
-    </w:p>
-    <w:p>
-      <w:r>
-        <w:rPr>
+          <w:sz w:val="24"/>
+          <w:szCs w:val="24"/>
+        </w:rPr>
+        <w:t>PHẦN 6</w:t>
+      </w:r>
+    </w:p>
+    <w:p>
+      <w:pPr>
+        <w:spacing w:before="0" w:after="90" w:line="300" w:lineRule="auto"/>
+        <w:widowControl/>
+      </w:pPr>
+      <w:r>
+        <w:rPr>
+          <w:color w:val="000000"/>
+        </w:rPr>
+        <w:t>Câu 1: cost an arm and a leg</w:t>
+      </w:r>
+    </w:p>
+    <w:p>
+      <w:pPr>
+        <w:spacing w:before="0" w:after="90" w:line="300" w:lineRule="auto"/>
+        <w:widowControl/>
+      </w:pPr>
+      <w:r>
+        <w:rPr>
+          <w:color w:val="000000"/>
+        </w:rPr>
+        <w:t>Câu 2: back to square one</w:t>
+      </w:r>
+    </w:p>
+    <w:p>
+      <w:pPr>
+        <w:spacing w:before="0" w:after="90" w:line="300" w:lineRule="auto"/>
+        <w:widowControl/>
+      </w:pPr>
+      <w:r>
+        <w:rPr>
+          <w:color w:val="000000"/>
+        </w:rPr>
+        <w:t>Câu 3: the ball is in your court</w:t>
+      </w:r>
+    </w:p>
+    <w:p>
+      <w:pPr>
+        <w:spacing w:before="0" w:after="90" w:line="300" w:lineRule="auto"/>
+        <w:widowControl/>
+      </w:pPr>
+      <w:r>
+        <w:rPr>
+          <w:color w:val="000000"/>
+        </w:rPr>
+        <w:t>Câu 4: hit the nail on the head</w:t>
+      </w:r>
+    </w:p>
+    <w:p>
+      <w:pPr>
+        <w:spacing w:before="0" w:after="90" w:line="300" w:lineRule="auto"/>
+        <w:widowControl/>
+      </w:pPr>
+      <w:r>
+        <w:rPr>
+          <w:color w:val="000000"/>
+        </w:rPr>
+        <w:t>Câu 5: once in a blue moon</w:t>
+      </w:r>
+    </w:p>
+    <w:p>
+      <w:pPr>
+        <w:spacing w:before="0" w:after="90" w:line="300" w:lineRule="auto"/>
+        <w:widowControl/>
+      </w:pPr>
+      <w:r>
+        <w:rPr>
+          <w:color w:val="000000"/>
+        </w:rPr>
+        <w:t>Câu 6: call it a day</w:t>
+      </w:r>
+    </w:p>
+    <w:p>
+      <w:pPr>
+        <w:spacing w:before="0" w:after="90" w:line="300" w:lineRule="auto"/>
+        <w:widowControl/>
+      </w:pPr>
+      <w:r>
+        <w:rPr>
+          <w:color w:val="000000"/>
+        </w:rPr>
+        <w:t>Câu 7: broke the ice</w:t>
+      </w:r>
+    </w:p>
+    <w:p>
+      <w:pPr>
+        <w:spacing w:before="0" w:after="90" w:line="300" w:lineRule="auto"/>
+        <w:widowControl/>
+      </w:pPr>
+      <w:r>
+        <w:rPr>
+          <w:color w:val="000000"/>
+        </w:rPr>
+        <w:t>Câu 8: miss the boat</w:t>
+      </w:r>
+    </w:p>
+    <w:p>
+      <w:pPr>
+        <w:spacing w:before="0" w:after="90" w:line="300" w:lineRule="auto"/>
+        <w:widowControl/>
+      </w:pPr>
+      <w:r>
+        <w:rPr>
+          <w:color w:val="000000"/>
+        </w:rPr>
+        <w:t>Câu 9: keep your cool</w:t>
+      </w:r>
+    </w:p>
+    <w:p>
+      <w:pPr>
+        <w:spacing w:before="0" w:after="90" w:line="300" w:lineRule="auto"/>
+        <w:widowControl/>
+      </w:pPr>
+      <w:r>
+        <w:rPr>
+          <w:color w:val="000000"/>
+        </w:rPr>
+        <w:t>Câu 10: on the right track</w:t>
+      </w:r>
+    </w:p>
+    <w:p>
+      <w:pPr>
+        <w:spacing w:before="220" w:after="60" w:line="300" w:lineRule="auto"/>
+        <w:widowControl/>
+        <w:keepNext/>
+      </w:pPr>
+      <w:r>
+        <w:rPr>
+          <w:color w:val="000000"/>
           <w:b/>
-        </w:rPr>
-        <w:t xml:space="preserve">PHẦN 8: 1. illegal; 2. wide; 3. pessimistic; 4. employee; 5. borrow; 6. light; 7. soft / easy; 8. wrong / left; 9. young / new; 10. cloudy / unclear</w:t>
-      </w:r>
-    </w:p>
-    <w:p>
-      <w:r>
-        <w:rPr>
+          <w:sz w:val="24"/>
+          <w:szCs w:val="24"/>
+        </w:rPr>
+        <w:t>PHẦN 7</w:t>
+      </w:r>
+    </w:p>
+    <w:p>
+      <w:pPr>
+        <w:spacing w:before="0" w:after="90" w:line="300" w:lineRule="auto"/>
+        <w:widowControl/>
+      </w:pPr>
+      <w:r>
+        <w:rPr>
+          <w:color w:val="000000"/>
+        </w:rPr>
+        <w:t>Câu 1: rapid</w:t>
+      </w:r>
+    </w:p>
+    <w:p>
+      <w:pPr>
+        <w:spacing w:before="0" w:after="90" w:line="300" w:lineRule="auto"/>
+        <w:widowControl/>
+      </w:pPr>
+      <w:r>
+        <w:rPr>
+          <w:color w:val="000000"/>
+        </w:rPr>
+        <w:t>Câu 2: clever</w:t>
+      </w:r>
+    </w:p>
+    <w:p>
+      <w:pPr>
+        <w:spacing w:before="0" w:after="90" w:line="300" w:lineRule="auto"/>
+        <w:widowControl/>
+      </w:pPr>
+      <w:r>
+        <w:rPr>
+          <w:color w:val="000000"/>
+        </w:rPr>
+        <w:t>Câu 3: furious</w:t>
+      </w:r>
+    </w:p>
+    <w:p>
+      <w:pPr>
+        <w:spacing w:before="0" w:after="90" w:line="300" w:lineRule="auto"/>
+        <w:widowControl/>
+      </w:pPr>
+      <w:r>
+        <w:rPr>
+          <w:color w:val="000000"/>
+        </w:rPr>
+        <w:t>Câu 4: attractive</w:t>
+      </w:r>
+    </w:p>
+    <w:p>
+      <w:pPr>
+        <w:spacing w:before="0" w:after="90" w:line="300" w:lineRule="auto"/>
+        <w:widowControl/>
+      </w:pPr>
+      <w:r>
+        <w:rPr>
+          <w:color w:val="000000"/>
+        </w:rPr>
+        <w:t>Câu 5: silent</w:t>
+      </w:r>
+    </w:p>
+    <w:p>
+      <w:pPr>
+        <w:spacing w:before="0" w:after="90" w:line="300" w:lineRule="auto"/>
+        <w:widowControl/>
+      </w:pPr>
+      <w:r>
+        <w:rPr>
+          <w:color w:val="000000"/>
+        </w:rPr>
+        <w:t>Câu 6: big</w:t>
+      </w:r>
+    </w:p>
+    <w:p>
+      <w:pPr>
+        <w:spacing w:before="0" w:after="90" w:line="300" w:lineRule="auto"/>
+        <w:widowControl/>
+      </w:pPr>
+      <w:r>
+        <w:rPr>
+          <w:color w:val="000000"/>
+        </w:rPr>
+        <w:t>Câu 7: select</w:t>
+      </w:r>
+    </w:p>
+    <w:p>
+      <w:pPr>
+        <w:spacing w:before="0" w:after="90" w:line="300" w:lineRule="auto"/>
+        <w:widowControl/>
+      </w:pPr>
+      <w:r>
+        <w:rPr>
+          <w:color w:val="000000"/>
+        </w:rPr>
+        <w:t>Câu 8: answer</w:t>
+      </w:r>
+    </w:p>
+    <w:p>
+      <w:pPr>
+        <w:spacing w:before="0" w:after="90" w:line="300" w:lineRule="auto"/>
+        <w:widowControl/>
+      </w:pPr>
+      <w:r>
+        <w:rPr>
+          <w:color w:val="000000"/>
+        </w:rPr>
+        <w:t>Câu 9: fix</w:t>
+      </w:r>
+    </w:p>
+    <w:p>
+      <w:pPr>
+        <w:spacing w:before="0" w:after="90" w:line="300" w:lineRule="auto"/>
+        <w:widowControl/>
+      </w:pPr>
+      <w:r>
+        <w:rPr>
+          <w:color w:val="000000"/>
+        </w:rPr>
+        <w:t>Câu 10: secure</w:t>
+      </w:r>
+    </w:p>
+    <w:p>
+      <w:pPr>
+        <w:spacing w:before="220" w:after="60" w:line="300" w:lineRule="auto"/>
+        <w:widowControl/>
+        <w:keepNext/>
+      </w:pPr>
+      <w:r>
+        <w:rPr>
+          <w:color w:val="000000"/>
           <w:b/>
-        </w:rPr>
-        <w:t xml:space="preserve">PHẦN 9: 1. A tight deadline. 2. Research. 3. Nam. 4. In the nick of time. 5. Over the moon.</w:t>
-      </w:r>
-    </w:p>
-    <w:p>
-      <w:r>
-        <w:rPr>
+          <w:sz w:val="24"/>
+          <w:szCs w:val="24"/>
+        </w:rPr>
+        <w:t>PHẦN 8</w:t>
+      </w:r>
+    </w:p>
+    <w:p>
+      <w:pPr>
+        <w:spacing w:before="0" w:after="90" w:line="300" w:lineRule="auto"/>
+        <w:widowControl/>
+      </w:pPr>
+      <w:r>
+        <w:rPr>
+          <w:color w:val="000000"/>
+        </w:rPr>
+        <w:t>Câu 1: illegal</w:t>
+      </w:r>
+    </w:p>
+    <w:p>
+      <w:pPr>
+        <w:spacing w:before="0" w:after="90" w:line="300" w:lineRule="auto"/>
+        <w:widowControl/>
+      </w:pPr>
+      <w:r>
+        <w:rPr>
+          <w:color w:val="000000"/>
+        </w:rPr>
+        <w:t>Câu 2: wide</w:t>
+      </w:r>
+    </w:p>
+    <w:p>
+      <w:pPr>
+        <w:spacing w:before="0" w:after="90" w:line="300" w:lineRule="auto"/>
+        <w:widowControl/>
+      </w:pPr>
+      <w:r>
+        <w:rPr>
+          <w:color w:val="000000"/>
+        </w:rPr>
+        <w:t>Câu 3: pessimistic</w:t>
+      </w:r>
+    </w:p>
+    <w:p>
+      <w:pPr>
+        <w:spacing w:before="0" w:after="90" w:line="300" w:lineRule="auto"/>
+        <w:widowControl/>
+      </w:pPr>
+      <w:r>
+        <w:rPr>
+          <w:color w:val="000000"/>
+        </w:rPr>
+        <w:t>Câu 4: employee</w:t>
+      </w:r>
+    </w:p>
+    <w:p>
+      <w:pPr>
+        <w:spacing w:before="0" w:after="90" w:line="300" w:lineRule="auto"/>
+        <w:widowControl/>
+      </w:pPr>
+      <w:r>
+        <w:rPr>
+          <w:color w:val="000000"/>
+        </w:rPr>
+        <w:t>Câu 5: borrow</w:t>
+      </w:r>
+    </w:p>
+    <w:p>
+      <w:pPr>
+        <w:spacing w:before="0" w:after="90" w:line="300" w:lineRule="auto"/>
+        <w:widowControl/>
+      </w:pPr>
+      <w:r>
+        <w:rPr>
+          <w:color w:val="000000"/>
+        </w:rPr>
+        <w:t>Câu 6: light</w:t>
+      </w:r>
+    </w:p>
+    <w:p>
+      <w:pPr>
+        <w:spacing w:before="0" w:after="90" w:line="300" w:lineRule="auto"/>
+        <w:widowControl/>
+      </w:pPr>
+      <w:r>
+        <w:rPr>
+          <w:color w:val="000000"/>
+        </w:rPr>
+        <w:t>Câu 7: soft / easy</w:t>
+      </w:r>
+    </w:p>
+    <w:p>
+      <w:pPr>
+        <w:spacing w:before="0" w:after="90" w:line="300" w:lineRule="auto"/>
+        <w:widowControl/>
+      </w:pPr>
+      <w:r>
+        <w:rPr>
+          <w:color w:val="000000"/>
+        </w:rPr>
+        <w:t>Câu 8: wrong / left</w:t>
+      </w:r>
+    </w:p>
+    <w:p>
+      <w:pPr>
+        <w:spacing w:before="0" w:after="90" w:line="300" w:lineRule="auto"/>
+        <w:widowControl/>
+      </w:pPr>
+      <w:r>
+        <w:rPr>
+          <w:color w:val="000000"/>
+        </w:rPr>
+        <w:t>Câu 9: young / new</w:t>
+      </w:r>
+    </w:p>
+    <w:p>
+      <w:pPr>
+        <w:spacing w:before="0" w:after="90" w:line="300" w:lineRule="auto"/>
+        <w:widowControl/>
+      </w:pPr>
+      <w:r>
+        <w:rPr>
+          <w:color w:val="000000"/>
+        </w:rPr>
+        <w:t>Câu 10: cloudy / unclear</w:t>
+      </w:r>
+    </w:p>
+    <w:p>
+      <w:pPr>
+        <w:spacing w:before="220" w:after="60" w:line="300" w:lineRule="auto"/>
+        <w:widowControl/>
+        <w:keepNext/>
+      </w:pPr>
+      <w:r>
+        <w:rPr>
+          <w:color w:val="000000"/>
           <w:b/>
-        </w:rPr>
-        <w:t xml:space="preserve">BÀI VIẾT MẪU (106 từ): Our team had to complete a difficult project before a tight deadline. First, we conducted research and had a detailed discussion. Then we drew a useful conclusion, but one serious problem remained. Nam hit the nail on the head when he found an incorrect figure. We fixed it in the nick of time and made good progress afterward. Our teacher said that we were on the right track and gave us valuable advice. Although everyone was exhausted rather than energetic, we did our best. After making the final changes, we called it a day. We were over the moon when the project received a high score.</w:t>
+          <w:sz w:val="24"/>
+          <w:szCs w:val="24"/>
+        </w:rPr>
+        <w:t>PHẦN 9</w:t>
+      </w:r>
+    </w:p>
+    <w:p>
+      <w:pPr>
+        <w:spacing w:before="0" w:after="90" w:line="300" w:lineRule="auto"/>
+        <w:widowControl/>
+      </w:pPr>
+      <w:r>
+        <w:rPr>
+          <w:color w:val="000000"/>
+        </w:rPr>
+        <w:t>Câu 1: A tight deadline.</w:t>
+      </w:r>
+    </w:p>
+    <w:p>
+      <w:pPr>
+        <w:spacing w:before="0" w:after="90" w:line="300" w:lineRule="auto"/>
+        <w:widowControl/>
+      </w:pPr>
+      <w:r>
+        <w:rPr>
+          <w:color w:val="000000"/>
+        </w:rPr>
+        <w:t>Câu 2: Research.</w:t>
+      </w:r>
+    </w:p>
+    <w:p>
+      <w:pPr>
+        <w:spacing w:before="0" w:after="90" w:line="300" w:lineRule="auto"/>
+        <w:widowControl/>
+      </w:pPr>
+      <w:r>
+        <w:rPr>
+          <w:color w:val="000000"/>
+        </w:rPr>
+        <w:t>Câu 3: Nam.</w:t>
+      </w:r>
+    </w:p>
+    <w:p>
+      <w:pPr>
+        <w:spacing w:before="0" w:after="90" w:line="300" w:lineRule="auto"/>
+        <w:widowControl/>
+      </w:pPr>
+      <w:r>
+        <w:rPr>
+          <w:color w:val="000000"/>
+        </w:rPr>
+        <w:t>Câu 4: In the nick of time.</w:t>
+      </w:r>
+    </w:p>
+    <w:p>
+      <w:pPr>
+        <w:spacing w:before="0" w:after="90" w:line="300" w:lineRule="auto"/>
+        <w:widowControl/>
+      </w:pPr>
+      <w:r>
+        <w:rPr>
+          <w:color w:val="000000"/>
+        </w:rPr>
+        <w:t>Câu 5: Over the moon.</w:t>
+      </w:r>
+    </w:p>
+    <w:p>
+      <w:pPr>
+        <w:spacing w:before="220" w:after="60" w:line="300" w:lineRule="auto"/>
+        <w:widowControl/>
+        <w:keepNext/>
+      </w:pPr>
+      <w:r>
+        <w:rPr>
+          <w:color w:val="000000"/>
+          <w:b/>
+          <w:sz w:val="24"/>
+          <w:szCs w:val="24"/>
+        </w:rPr>
+        <w:t>PHẦN 10</w:t>
+      </w:r>
+    </w:p>
+    <w:p>
+      <w:pPr>
+        <w:spacing w:before="220" w:after="60" w:line="300" w:lineRule="auto"/>
+        <w:widowControl/>
+        <w:keepNext/>
+      </w:pPr>
+      <w:r>
+        <w:rPr>
+          <w:color w:val="000000"/>
+          <w:b/>
+          <w:sz w:val="24"/>
+          <w:szCs w:val="24"/>
+        </w:rPr>
+        <w:t>BÀI VIẾT MẪU (106 từ)</w:t>
+      </w:r>
+    </w:p>
+    <w:p>
+      <w:pPr>
+        <w:spacing w:before="0" w:after="170" w:line="320" w:lineRule="auto"/>
+        <w:widowControl/>
+      </w:pPr>
+      <w:r>
+        <w:rPr>
+          <w:color w:val="000000"/>
+        </w:rPr>
+        <w:t>Our team had to complete a difficult project before a tight deadline. First, we conducted research and had a detailed discussion. Then we drew a useful conclusion, but one serious problem remained. Nam hit the nail on the head when he found an incorrect figure. We fixed it in the nick of time and made good progress afterward. Our teacher said that we were on the right track and gave us valuable advice. Although everyone was exhausted rather than energetic, we did our best. After making the final changes, we called it a day. We were over the moon when the project received a high score.</w:t>
       </w:r>
     </w:p>
     <w:sectPr>
